--- a/meta-miniplc/requirement.docx
+++ b/meta-miniplc/requirement.docx
@@ -4,7 +4,15 @@
   <w:body>
     <w:p>
       <w:pPr>
-        <w:spacing w:after="0" w:before="1200"/>
+        <w:spacing w:after="600"/>
+      </w:pPr>
+      <w:r>
+        <w:t xml:space="preserve"/>
+      </w:r>
+    </w:p>
+    <w:p>
+      <w:pPr>
+        <w:spacing w:after="120"/>
         <w:jc w:val="center"/>
       </w:pPr>
       <w:r>
@@ -16,16 +24,17 @@
           <w:sz w:val="56"/>
           <w:szCs w:val="56"/>
         </w:rPr>
-        <w:t xml:space="preserve">MDCU Platform</w:t>
-      </w:r>
-    </w:p>
-    <w:p>
-      <w:pPr>
-        <w:spacing w:after="0" w:before="120"/>
+        <w:t xml:space="preserve">FlexiDon iX</w:t>
+      </w:r>
+    </w:p>
+    <w:p>
+      <w:pPr>
+        <w:spacing w:after="80"/>
         <w:jc w:val="center"/>
       </w:pPr>
       <w:r>
         <w:rPr>
+          <w:rFonts w:ascii="Arial" w:cs="Arial" w:eastAsia="Arial" w:hAnsi="Arial"/>
           <w:color w:val="2E75B6"/>
           <w:sz w:val="32"/>
           <w:szCs w:val="32"/>
@@ -35,60 +44,46 @@
     </w:p>
     <w:p>
       <w:pPr>
-        <w:spacing w:after="0" w:before="80"/>
+        <w:spacing w:after="400"/>
         <w:jc w:val="center"/>
       </w:pPr>
       <w:r>
         <w:rPr>
           <w:i/>
           <w:iCs/>
-          <w:color w:val="555555"/>
+          <w:color w:val="595959"/>
           <w:sz w:val="22"/>
           <w:szCs w:val="22"/>
         </w:rPr>
-        <w:t xml:space="preserve">Smart Industrial HMI / Mini-PLC / Data-Concentrator</w:t>
-      </w:r>
-    </w:p>
-    <w:p>
-      <w:pPr>
-        <w:spacing w:after="0" w:before="600"/>
+        <w:t xml:space="preserve">A multipurpose, configuration-defined industrial edge platform</w:t>
+      </w:r>
+    </w:p>
+    <w:p>
+      <w:pPr>
+        <w:spacing w:after="60"/>
         <w:jc w:val="center"/>
       </w:pPr>
       <w:r>
         <w:rPr>
-          <w:color w:val="555555"/>
+          <w:color w:val="595959"/>
           <w:sz w:val="20"/>
           <w:szCs w:val="20"/>
         </w:rPr>
-        <w:t xml:space="preserve">Status: Requirements-gathering phase — implementation paused by decision</w:t>
-      </w:r>
-    </w:p>
-    <w:p>
-      <w:pPr>
-        <w:spacing w:after="0" w:before="60"/>
+        <w:t xml:space="preserve">Status: requirements-led — proof-of-concept implementation now underway (web-first)</w:t>
+      </w:r>
+    </w:p>
+    <w:p>
+      <w:pPr>
+        <w:spacing w:after="60"/>
         <w:jc w:val="center"/>
       </w:pPr>
       <w:r>
         <w:rPr>
-          <w:color w:val="555555"/>
+          <w:color w:val="595959"/>
           <w:sz w:val="20"/>
           <w:szCs w:val="20"/>
         </w:rPr>
-        <w:t xml:space="preserve">Date: 28 June 2026</w:t>
-      </w:r>
-    </w:p>
-    <w:p>
-      <w:pPr>
-        <w:spacing w:after="0" w:before="60"/>
-        <w:jc w:val="center"/>
-      </w:pPr>
-      <w:r>
-        <w:rPr>
-          <w:color w:val="555555"/>
-          <w:sz w:val="20"/>
-          <w:szCs w:val="20"/>
-        </w:rPr>
-        <w:t xml:space="preserve">Document version: 0.1 (living document)</w:t>
+        <w:t xml:space="preserve">Document version 0.3  ·  2026-06-28</w:t>
       </w:r>
     </w:p>
     <w:p>
@@ -141,7 +136,19 @@
         <w:spacing w:after="120"/>
       </w:pPr>
       <w:r>
-        <w:t xml:space="preserve">A single consolidated record of (a) the product requirements and guiding principles gathered so far, and (b) what has actually been built in the proof-of-concept (PoC).</w:t>
+        <w:t xml:space="preserve">A single consolidated record of (a) the product requirements and guiding principles gathered so far, and (b) what has actually been built in the proof-of-concept. This is a </w:t>
+      </w:r>
+      <w:r>
+        <w:rPr>
+          <w:b/>
+          <w:bCs/>
+          <w:i w:val="false"/>
+          <w:iCs w:val="false"/>
+        </w:rPr>
+        <w:t xml:space="preserve">living document</w:t>
+      </w:r>
+      <w:r>
+        <w:t xml:space="preserve"> — decisions are added as they are settled, and open questions are tracked explicitly rather than hidden.</w:t>
       </w:r>
     </w:p>
     <w:p>
@@ -149,7 +156,16 @@
         <w:spacing w:after="120"/>
       </w:pPr>
       <w:r>
-        <w:t xml:space="preserve">This is a living document. Decisions are added as they are settled; open questions are tracked explicitly. It is the source of truth that precedes design and implementation.</w:t>
+        <w:rPr>
+          <w:b/>
+          <w:bCs/>
+          <w:i w:val="false"/>
+          <w:iCs w:val="false"/>
+        </w:rPr>
+        <w:t xml:space="preserve">Working status: </w:t>
+      </w:r>
+      <w:r>
+        <w:t xml:space="preserve">the project remains requirements-led — requirements, design, and architecture are settled before each piece is committed to. With the core principles now consolidated, proof-of-concept implementation has begun, taking the web configuration surface first (it is the seam that forces the tag/metadata contract to be defined). The web app has been scaffolded (Vite + React + Bootstrap 5, with a swappable theme layer) and the Overview page builds against the pool’s SYS block.</w:t>
       </w:r>
     </w:p>
     <w:p>
@@ -165,7 +181,39 @@
         <w:spacing w:after="120"/>
       </w:pPr>
       <w:r>
-        <w:t xml:space="preserve">A smart industrial HMI / mini-PLC / Data-Concentrator Unit (DCU) product.</w:t>
+        <w:t xml:space="preserve">A smart industrial </w:t>
+      </w:r>
+      <w:r>
+        <w:rPr>
+          <w:b/>
+          <w:bCs/>
+          <w:i w:val="false"/>
+          <w:iCs w:val="false"/>
+        </w:rPr>
+        <w:t xml:space="preserve">HMI / mini-PLC / Data-Concentrator (DCU)</w:t>
+      </w:r>
+      <w:r>
+        <w:t xml:space="preserve"> product. The long-term intent is a </w:t>
+      </w:r>
+      <w:r>
+        <w:rPr>
+          <w:b/>
+          <w:bCs/>
+          <w:i w:val="false"/>
+          <w:iCs w:val="false"/>
+        </w:rPr>
+        <w:t xml:space="preserve">flexible platform</w:t>
+      </w:r>
+      <w:r>
+        <w:t xml:space="preserve">, not a single fixed-function device: a strong protocol-agnostic core onto which protocols, logic, communication, web, and UI capabilities can be added or replaced over the product’s life without disturbing the rest.</w:t>
+      </w:r>
+    </w:p>
+    <w:p>
+      <w:pPr>
+        <w:pStyle w:val="Heading2"/>
+      </w:pPr>
+      <w:r>
+        <w:t xml:space="preserve">2.1 Multipurpose, Configuration-Defined Device</w:t>
       </w:r>
     </w:p>
     <w:p>
@@ -173,17 +221,136 @@
         <w:spacing w:after="120"/>
       </w:pPr>
       <w:r>
-        <w:t xml:space="preserve">The long-term intent is a </w:t>
-      </w:r>
-      <w:r>
-        <w:rPr>
-          <w:b/>
-          <w:bCs/>
-        </w:rPr>
-        <w:t xml:space="preserve">flexible platform</w:t>
-      </w:r>
-      <w:r>
-        <w:t xml:space="preserve">, not a single fixed-function device: a strong protocol-agnostic core onto which protocols, logic, communication, web, and UI capabilities can be added or replaced over the product's life without disturbing the rest.</w:t>
+        <w:t xml:space="preserve">The product is not </w:t>
+      </w:r>
+      <w:r>
+        <w:rPr>
+          <w:b w:val="false"/>
+          <w:bCs w:val="false"/>
+          <w:i/>
+          <w:iCs/>
+        </w:rPr>
+        <w:t xml:space="preserve">a</w:t>
+      </w:r>
+      <w:r>
+        <w:t xml:space="preserve"> PLC, </w:t>
+      </w:r>
+      <w:r>
+        <w:rPr>
+          <w:b w:val="false"/>
+          <w:bCs w:val="false"/>
+          <w:i/>
+          <w:iCs/>
+        </w:rPr>
+        <w:t xml:space="preserve">a</w:t>
+      </w:r>
+      <w:r>
+        <w:t xml:space="preserve"> DCU, or </w:t>
+      </w:r>
+      <w:r>
+        <w:rPr>
+          <w:b w:val="false"/>
+          <w:bCs w:val="false"/>
+          <w:i/>
+          <w:iCs/>
+        </w:rPr>
+        <w:t xml:space="preserve">an</w:t>
+      </w:r>
+      <w:r>
+        <w:t xml:space="preserve"> IoT gateway. It is </w:t>
+      </w:r>
+      <w:r>
+        <w:rPr>
+          <w:b/>
+          <w:bCs/>
+          <w:i w:val="false"/>
+          <w:iCs w:val="false"/>
+        </w:rPr>
+        <w:t xml:space="preserve">one platform that becomes any of those depending on configuration.</w:t>
+      </w:r>
+      <w:r>
+        <w:t xml:space="preserve"> The same hardware and the same firmware image are deployed everywhere; the user selects the application role through the web interface, and from that point the device behaves and presents as that kind of product.</w:t>
+      </w:r>
+    </w:p>
+    <w:p>
+      <w:pPr>
+        <w:spacing w:after="120"/>
+      </w:pPr>
+      <w:r>
+        <w:rPr>
+          <w:b/>
+          <w:bCs/>
+          <w:i w:val="false"/>
+          <w:iCs w:val="false"/>
+        </w:rPr>
+        <w:t xml:space="preserve">The configuration defines the persona.</w:t>
+      </w:r>
+      <w:r>
+        <w:t xml:space="preserve"> This is the externally visible product identity — what the customer actually buys — and it is the natural consequence of the flexible architecture described in Section 5: the architecture is the means, multipurpose-by-configuration is the meaning.</w:t>
+      </w:r>
+    </w:p>
+    <w:p>
+      <w:pPr>
+        <w:spacing w:after="120"/>
+      </w:pPr>
+      <w:r>
+        <w:t xml:space="preserve">This introduces a first-class concept — the </w:t>
+      </w:r>
+      <w:r>
+        <w:rPr>
+          <w:b/>
+          <w:bCs/>
+          <w:i w:val="false"/>
+          <w:iCs w:val="false"/>
+        </w:rPr>
+        <w:t xml:space="preserve">Application Profile / Device Role</w:t>
+      </w:r>
+      <w:r>
+        <w:t xml:space="preserve"> — a configuration layer that sits above the individual seams and governs which plugins/seams are active, how the web UI and HMI present (which pages and tabs are relevant), and the defaults and guardrails for that role.</w:t>
+      </w:r>
+    </w:p>
+    <w:p>
+      <w:pPr>
+        <w:spacing w:after="120"/>
+      </w:pPr>
+      <w:r>
+        <w:t xml:space="preserve">Two flavours of “multipurpose” are possible and the architecture supports both: </w:t>
+      </w:r>
+      <w:r>
+        <w:rPr>
+          <w:b/>
+          <w:bCs/>
+          <w:i w:val="false"/>
+          <w:iCs w:val="false"/>
+        </w:rPr>
+        <w:t xml:space="preserve">pick-a-mode</w:t>
+      </w:r>
+      <w:r>
+        <w:t xml:space="preserve"> (the unit is one role at a time — appliance-like) and </w:t>
+      </w:r>
+      <w:r>
+        <w:rPr>
+          <w:b/>
+          <w:bCs/>
+          <w:i w:val="false"/>
+          <w:iCs w:val="false"/>
+        </w:rPr>
+        <w:t xml:space="preserve">à-la-carte / combinable</w:t>
+      </w:r>
+      <w:r>
+        <w:t xml:space="preserve"> (independent seams enabled per use, so one box can be PLC and DCU and gateway simultaneously — platform-like). Pick-a-mode is simply a friendly preset on top of the combinable engine, so only the </w:t>
+      </w:r>
+      <w:r>
+        <w:rPr>
+          <w:b w:val="false"/>
+          <w:bCs w:val="false"/>
+          <w:i/>
+          <w:iCs/>
+        </w:rPr>
+        <w:t xml:space="preserve">presentation</w:t>
+      </w:r>
+      <w:r>
+        <w:t xml:space="preserve"> choice remains open.</w:t>
       </w:r>
     </w:p>
     <w:p>
@@ -191,15 +358,7 @@
         <w:pStyle w:val="Heading1"/>
       </w:pPr>
       <w:r>
-        <w:t xml:space="preserve">3. Working Approach</w:t>
-      </w:r>
-    </w:p>
-    <w:p>
-      <w:pPr>
-        <w:spacing w:after="120"/>
-      </w:pPr>
-      <w:r>
-        <w:t xml:space="preserve">How this project is being run:</w:t>
+        <w:t xml:space="preserve">3. Working Approach (how this project is run)</w:t>
       </w:r>
     </w:p>
     <w:p>
@@ -215,6 +374,8 @@
         <w:rPr>
           <w:b/>
           <w:bCs/>
+          <w:i w:val="false"/>
+          <w:iCs w:val="false"/>
         </w:rPr>
         <w:t xml:space="preserve">Requirements first. </w:t>
       </w:r>
@@ -235,11 +396,13 @@
         <w:rPr>
           <w:b/>
           <w:bCs/>
-        </w:rPr>
-        <w:t xml:space="preserve">Strict sequence. </w:t>
-      </w:r>
-      <w:r>
-        <w:t xml:space="preserve">Think → consolidate requirements → design → architecture → then implement. Implementation is last.</w:t>
+          <w:i w:val="false"/>
+          <w:iCs w:val="false"/>
+        </w:rPr>
+        <w:t xml:space="preserve">Sequence: </w:t>
+      </w:r>
+      <w:r>
+        <w:t xml:space="preserve">think → consolidate requirements → design → architecture → then implement (implementation is last).</w:t>
       </w:r>
     </w:p>
     <w:p>
@@ -255,6 +418,8 @@
         <w:rPr>
           <w:b/>
           <w:bCs/>
+          <w:i w:val="false"/>
+          <w:iCs w:val="false"/>
         </w:rPr>
         <w:t xml:space="preserve">Founder-led discovery. </w:t>
       </w:r>
@@ -275,8 +440,10 @@
         <w:rPr>
           <w:b/>
           <w:bCs/>
-        </w:rPr>
-        <w:t xml:space="preserve">Collaborative &amp; incremental. </w:t>
+          <w:i w:val="false"/>
+          <w:iCs w:val="false"/>
+        </w:rPr>
+        <w:t xml:space="preserve">Collaborative, incremental. </w:t>
       </w:r>
       <w:r>
         <w:t xml:space="preserve">Principles are introduced one at a time, absorbed, and reflected back before any decision is made.</w:t>
@@ -295,6 +462,8 @@
         <w:rPr>
           <w:b/>
           <w:bCs/>
+          <w:i w:val="false"/>
+          <w:iCs w:val="false"/>
         </w:rPr>
         <w:t xml:space="preserve">No premature decisions. </w:t>
       </w:r>
@@ -308,59 +477,6 @@
       </w:pPr>
       <w:r>
         <w:t xml:space="preserve">4. Target User &amp; Market Strategy</w:t>
-      </w:r>
-    </w:p>
-    <w:p>
-      <w:pPr>
-        <w:spacing w:after="120"/>
-      </w:pPr>
-      <w:r>
-        <w:rPr>
-          <w:b/>
-          <w:bCs/>
-        </w:rPr>
-        <w:t xml:space="preserve">Beachhead (build &amp; sell first): Industrial automation. </w:t>
-      </w:r>
-      <w:r>
-        <w:t xml:space="preserve">The v1 reference experience is built around this vertical.</w:t>
-      </w:r>
-    </w:p>
-    <w:p>
-      <w:pPr>
-        <w:spacing w:after="120"/>
-      </w:pPr>
-      <w:r>
-        <w:rPr>
-          <w:b/>
-          <w:bCs/>
-        </w:rPr>
-        <w:t xml:space="preserve">Platform stays hybrid underneath. </w:t>
-      </w:r>
-      <w:r>
-        <w:t xml:space="preserve">The same core can also serve energy metering (DCU), IIoT gateway, and similar roles, specialised per deployment rather than baked in.</w:t>
-      </w:r>
-    </w:p>
-    <w:p>
-      <w:pPr>
-        <w:spacing w:after="120"/>
-      </w:pPr>
-      <w:r>
-        <w:rPr>
-          <w:b/>
-          <w:bCs/>
-        </w:rPr>
-        <w:t xml:space="preserve">Differentiation matters. </w:t>
-      </w:r>
-      <w:r>
-        <w:t xml:space="preserve">There must be a clear answer to “why not buy an existing product?”</w:t>
-      </w:r>
-    </w:p>
-    <w:p>
-      <w:pPr>
-        <w:pStyle w:val="Heading3"/>
-      </w:pPr>
-      <w:r>
-        <w:t xml:space="preserve">Reference competitor to study and beat</w:t>
       </w:r>
     </w:p>
     <w:p>
@@ -376,19 +492,13 @@
         <w:rPr>
           <w:b/>
           <w:bCs/>
-        </w:rPr>
-        <w:t xml:space="preserve">Revolution Pi (RevPi) by Kunbus</w:t>
-      </w:r>
-      <w:r>
-        <w:t xml:space="preserve"> — a Raspberry-Pi-based industrial hybrid that runs Codesys or custom Linux apps with modular I/O. The closest analog to this concept.</w:t>
-      </w:r>
-    </w:p>
-    <w:p>
-      <w:pPr>
-        <w:pStyle w:val="Heading3"/>
-      </w:pPr>
-      <w:r>
-        <w:t xml:space="preserve">Identified market gaps to exploit</w:t>
+          <w:i w:val="false"/>
+          <w:iCs w:val="false"/>
+        </w:rPr>
+        <w:t xml:space="preserve">Beachhead (sell/build first): Industrial automation. </w:t>
+      </w:r>
+      <w:r>
+        <w:t xml:space="preserve">The v1 reference experience is built around this vertical.</w:t>
       </w:r>
     </w:p>
     <w:p>
@@ -401,7 +511,16 @@
         <w:spacing w:after="60"/>
       </w:pPr>
       <w:r>
-        <w:t xml:space="preserve">DLMS/COSEM support is poorly served in the cheap-edge / RPi-gateway space.</w:t>
+        <w:rPr>
+          <w:b/>
+          <w:bCs/>
+          <w:i w:val="false"/>
+          <w:iCs w:val="false"/>
+        </w:rPr>
+        <w:t xml:space="preserve">Platform stays hybrid underneath: </w:t>
+      </w:r>
+      <w:r>
+        <w:t xml:space="preserve">the same core can also serve energy metering (DCU), IIoT/AIoT gateway, and similar roles per deployment.</w:t>
       </w:r>
     </w:p>
     <w:p>
@@ -414,7 +533,45 @@
         <w:spacing w:after="60"/>
       </w:pPr>
       <w:r>
-        <w:t xml:space="preserve">Integrated web-based programming + local HMI is usually two separate (often paid) tools.</w:t>
+        <w:rPr>
+          <w:b/>
+          <w:bCs/>
+          <w:i w:val="false"/>
+          <w:iCs w:val="false"/>
+        </w:rPr>
+        <w:t xml:space="preserve">Differentiation matters: </w:t>
+      </w:r>
+      <w:r>
+        <w:t xml:space="preserve">there must be a clear answer to “why not buy an existing product?” The reference competitor to study and beat is </w:t>
+      </w:r>
+      <w:r>
+        <w:rPr>
+          <w:b/>
+          <w:bCs/>
+          <w:i w:val="false"/>
+          <w:iCs w:val="false"/>
+        </w:rPr>
+        <w:t xml:space="preserve">Revolution Pi (RevPi) by Kunbus</w:t>
+      </w:r>
+      <w:r>
+        <w:t xml:space="preserve"> (an RPi-based industrial hybrid running CODESYS or Linux apps). Identified gaps to exploit: DLMS/COSEM is poorly served in the cheap-edge space, and integrated web-based programming + local HMI is usually two separate tools.</w:t>
+      </w:r>
+    </w:p>
+    <w:p>
+      <w:pPr>
+        <w:spacing w:after="120"/>
+      </w:pPr>
+      <w:r>
+        <w:rPr>
+          <w:b/>
+          <w:bCs/>
+          <w:i w:val="false"/>
+          <w:iCs w:val="false"/>
+        </w:rPr>
+        <w:t xml:space="preserve">See Section 6</w:t>
+      </w:r>
+      <w:r>
+        <w:t xml:space="preserve"> for the full market-differentiation analysis derived from a competitive scan of this category.</w:t>
       </w:r>
     </w:p>
     <w:p>
@@ -430,14 +587,31 @@
         <w:spacing w:after="120"/>
       </w:pPr>
       <w:r>
-        <w:rPr>
-          <w:b/>
-          <w:bCs/>
-        </w:rPr>
-        <w:t xml:space="preserve">The #1 goal: </w:t>
-      </w:r>
-      <w:r>
-        <w:t xml:space="preserve">the architecture must let any new protocol, new mechanism, or update be plugged in without disturbing the rest of the system. This must hold at every layer — protocols, communication, web application, and the graphical UI (the graphical objects for the PLC).</w:t>
+        <w:t xml:space="preserve">The #1 goal: the architecture must let any </w:t>
+      </w:r>
+      <w:r>
+        <w:rPr>
+          <w:b/>
+          <w:bCs/>
+          <w:i w:val="false"/>
+          <w:iCs w:val="false"/>
+        </w:rPr>
+        <w:t xml:space="preserve">new protocol, new mechanism, or update</w:t>
+      </w:r>
+      <w:r>
+        <w:t xml:space="preserve"> be plugged in without disturbing the rest of the system. This must hold at </w:t>
+      </w:r>
+      <w:r>
+        <w:rPr>
+          <w:b/>
+          <w:bCs/>
+          <w:i w:val="false"/>
+          <w:iCs w:val="false"/>
+        </w:rPr>
+        <w:t xml:space="preserve">every layer</w:t>
+      </w:r>
+      <w:r>
+        <w:t xml:space="preserve"> — protocols, communication, web application, and the graphical UI (graphical objects for the PLC).</w:t>
       </w:r>
     </w:p>
     <w:p>
@@ -448,11 +622,25 @@
         <w:rPr>
           <w:b/>
           <w:bCs/>
+          <w:i w:val="false"/>
+          <w:iCs w:val="false"/>
         </w:rPr>
         <w:t xml:space="preserve">Discipline (the right way to be flexible): </w:t>
       </w:r>
       <w:r>
-        <w:t xml:space="preserve">flexibility is achieved by defining stable contracts at well-defined seams, not by making everything dynamic. “Add a new implementation behind a contract without touching anything else” is the operational definition of flexible here. Gratuitous abstraction and over-engineering are explicitly avoided.</w:t>
+        <w:t xml:space="preserve">flexibility is achieved by defining </w:t>
+      </w:r>
+      <w:r>
+        <w:rPr>
+          <w:b/>
+          <w:bCs/>
+          <w:i w:val="false"/>
+          <w:iCs w:val="false"/>
+        </w:rPr>
+        <w:t xml:space="preserve">stable contracts at well-defined seams</w:t>
+      </w:r>
+      <w:r>
+        <w:t xml:space="preserve">, not by making everything dynamic. “Add a new implementation behind a contract without touching anything else” is the operational definition of flexible here. Gratuitous abstraction and over-engineering are avoided.</w:t>
       </w:r>
     </w:p>
     <w:p>
@@ -476,9 +664,9 @@
         </w:tblBorders>
       </w:tblPr>
       <w:tblGrid>
-        <w:gridCol w:w="2200"/>
+        <w:gridCol w:w="2100"/>
         <w:gridCol w:w="3000"/>
-        <w:gridCol w:w="4160"/>
+        <w:gridCol w:w="4260"/>
       </w:tblGrid>
       <w:tr>
         <w:trPr>
@@ -486,12 +674,12 @@
         </w:trPr>
         <w:tc>
           <w:tcPr>
-            <w:tcW w:type="dxa" w:w="2200"/>
-            <w:tcBorders>
-              <w:top w:val="single" w:color="CCCCCC" w:sz="1"/>
-              <w:left w:val="single" w:color="CCCCCC" w:sz="1"/>
-              <w:bottom w:val="single" w:color="CCCCCC" w:sz="1"/>
-              <w:right w:val="single" w:color="CCCCCC" w:sz="1"/>
+            <w:tcW w:type="dxa" w:w="2100"/>
+            <w:tcBorders>
+              <w:top w:val="single" w:color="BBBBBB" w:sz="1"/>
+              <w:left w:val="single" w:color="BBBBBB" w:sz="1"/>
+              <w:bottom w:val="single" w:color="BBBBBB" w:sz="1"/>
+              <w:right w:val="single" w:color="BBBBBB" w:sz="1"/>
             </w:tcBorders>
             <w:shd w:fill="D5E8F0" w:val="clear"/>
             <w:tcMar>
@@ -516,10 +704,10 @@
           <w:tcPr>
             <w:tcW w:type="dxa" w:w="3000"/>
             <w:tcBorders>
-              <w:top w:val="single" w:color="CCCCCC" w:sz="1"/>
-              <w:left w:val="single" w:color="CCCCCC" w:sz="1"/>
-              <w:bottom w:val="single" w:color="CCCCCC" w:sz="1"/>
-              <w:right w:val="single" w:color="CCCCCC" w:sz="1"/>
+              <w:top w:val="single" w:color="BBBBBB" w:sz="1"/>
+              <w:left w:val="single" w:color="BBBBBB" w:sz="1"/>
+              <w:bottom w:val="single" w:color="BBBBBB" w:sz="1"/>
+              <w:right w:val="single" w:color="BBBBBB" w:sz="1"/>
             </w:tcBorders>
             <w:shd w:fill="D5E8F0" w:val="clear"/>
             <w:tcMar>
@@ -542,12 +730,12 @@
         </w:tc>
         <w:tc>
           <w:tcPr>
-            <w:tcW w:type="dxa" w:w="4160"/>
-            <w:tcBorders>
-              <w:top w:val="single" w:color="CCCCCC" w:sz="1"/>
-              <w:left w:val="single" w:color="CCCCCC" w:sz="1"/>
-              <w:bottom w:val="single" w:color="CCCCCC" w:sz="1"/>
-              <w:right w:val="single" w:color="CCCCCC" w:sz="1"/>
+            <w:tcW w:type="dxa" w:w="4260"/>
+            <w:tcBorders>
+              <w:top w:val="single" w:color="BBBBBB" w:sz="1"/>
+              <w:left w:val="single" w:color="BBBBBB" w:sz="1"/>
+              <w:bottom w:val="single" w:color="BBBBBB" w:sz="1"/>
+              <w:right w:val="single" w:color="BBBBBB" w:sz="1"/>
             </w:tcBorders>
             <w:shd w:fill="D5E8F0" w:val="clear"/>
             <w:tcMar>
@@ -570,25 +758,32 @@
         </w:tc>
       </w:tr>
       <w:tr>
-        <w:tc>
-          <w:tcPr>
-            <w:tcW w:type="dxa" w:w="2200"/>
-            <w:tcBorders>
-              <w:top w:val="single" w:color="CCCCCC" w:sz="1"/>
-              <w:left w:val="single" w:color="CCCCCC" w:sz="1"/>
-              <w:bottom w:val="single" w:color="CCCCCC" w:sz="1"/>
-              <w:right w:val="single" w:color="CCCCCC" w:sz="1"/>
-            </w:tcBorders>
-            <w:tcMar>
-              <w:top w:type="dxa" w:w="80"/>
-              <w:left w:type="dxa" w:w="120"/>
-              <w:bottom w:type="dxa" w:w="80"/>
-              <w:right w:type="dxa" w:w="120"/>
-            </w:tcMar>
-            <w:vAlign w:val="center"/>
-          </w:tcPr>
-          <w:p>
-            <w:r>
+        <w:trPr>
+          <w:tblHeader w:val="false"/>
+        </w:trPr>
+        <w:tc>
+          <w:tcPr>
+            <w:tcW w:type="dxa" w:w="2100"/>
+            <w:tcBorders>
+              <w:top w:val="single" w:color="BBBBBB" w:sz="1"/>
+              <w:left w:val="single" w:color="BBBBBB" w:sz="1"/>
+              <w:bottom w:val="single" w:color="BBBBBB" w:sz="1"/>
+              <w:right w:val="single" w:color="BBBBBB" w:sz="1"/>
+            </w:tcBorders>
+            <w:tcMar>
+              <w:top w:type="dxa" w:w="80"/>
+              <w:left w:type="dxa" w:w="120"/>
+              <w:bottom w:type="dxa" w:w="80"/>
+              <w:right w:type="dxa" w:w="120"/>
+            </w:tcMar>
+            <w:vAlign w:val="center"/>
+          </w:tcPr>
+          <w:p>
+            <w:r>
+              <w:rPr>
+                <w:b w:val="false"/>
+                <w:bCs w:val="false"/>
+              </w:rPr>
               <w:t xml:space="preserve">South-bound / drivers</w:t>
             </w:r>
           </w:p>
@@ -597,70 +792,84 @@
           <w:tcPr>
             <w:tcW w:type="dxa" w:w="3000"/>
             <w:tcBorders>
-              <w:top w:val="single" w:color="CCCCCC" w:sz="1"/>
-              <w:left w:val="single" w:color="CCCCCC" w:sz="1"/>
-              <w:bottom w:val="single" w:color="CCCCCC" w:sz="1"/>
-              <w:right w:val="single" w:color="CCCCCC" w:sz="1"/>
-            </w:tcBorders>
-            <w:tcMar>
-              <w:top w:type="dxa" w:w="80"/>
-              <w:left w:type="dxa" w:w="120"/>
-              <w:bottom w:type="dxa" w:w="80"/>
-              <w:right w:type="dxa" w:w="120"/>
-            </w:tcMar>
-            <w:vAlign w:val="center"/>
-          </w:tcPr>
-          <w:p>
-            <w:r>
+              <w:top w:val="single" w:color="BBBBBB" w:sz="1"/>
+              <w:left w:val="single" w:color="BBBBBB" w:sz="1"/>
+              <w:bottom w:val="single" w:color="BBBBBB" w:sz="1"/>
+              <w:right w:val="single" w:color="BBBBBB" w:sz="1"/>
+            </w:tcBorders>
+            <w:tcMar>
+              <w:top w:type="dxa" w:w="80"/>
+              <w:left w:type="dxa" w:w="120"/>
+              <w:bottom w:type="dxa" w:w="80"/>
+              <w:right w:type="dxa" w:w="120"/>
+            </w:tcMar>
+            <w:vAlign w:val="center"/>
+          </w:tcPr>
+          <w:p>
+            <w:r>
+              <w:rPr>
+                <w:b w:val="false"/>
+                <w:bCs w:val="false"/>
+              </w:rPr>
               <w:t xml:space="preserve">Modbus, DLMS, DNP3, OPC-UA, …</w:t>
             </w:r>
           </w:p>
         </w:tc>
         <w:tc>
           <w:tcPr>
-            <w:tcW w:type="dxa" w:w="4160"/>
-            <w:tcBorders>
-              <w:top w:val="single" w:color="CCCCCC" w:sz="1"/>
-              <w:left w:val="single" w:color="CCCCCC" w:sz="1"/>
-              <w:bottom w:val="single" w:color="CCCCCC" w:sz="1"/>
-              <w:right w:val="single" w:color="CCCCCC" w:sz="1"/>
-            </w:tcBorders>
-            <w:tcMar>
-              <w:top w:type="dxa" w:w="80"/>
-              <w:left w:type="dxa" w:w="120"/>
-              <w:bottom w:type="dxa" w:w="80"/>
-              <w:right w:type="dxa" w:w="120"/>
-            </w:tcMar>
-            <w:vAlign w:val="center"/>
-          </w:tcPr>
-          <w:p>
-            <w:r>
-              <w:t xml:space="preserve">driver interface: init / poll / write / status → writes tags</w:t>
+            <w:tcW w:type="dxa" w:w="4260"/>
+            <w:tcBorders>
+              <w:top w:val="single" w:color="BBBBBB" w:sz="1"/>
+              <w:left w:val="single" w:color="BBBBBB" w:sz="1"/>
+              <w:bottom w:val="single" w:color="BBBBBB" w:sz="1"/>
+              <w:right w:val="single" w:color="BBBBBB" w:sz="1"/>
+            </w:tcBorders>
+            <w:tcMar>
+              <w:top w:type="dxa" w:w="80"/>
+              <w:left w:type="dxa" w:w="120"/>
+              <w:bottom w:type="dxa" w:w="80"/>
+              <w:right w:type="dxa" w:w="120"/>
+            </w:tcMar>
+            <w:vAlign w:val="center"/>
+          </w:tcPr>
+          <w:p>
+            <w:r>
+              <w:rPr>
+                <w:b w:val="false"/>
+                <w:bCs w:val="false"/>
+              </w:rPr>
+              <w:t xml:space="preserve">driver iface: init / poll / write / status → writes tags</w:t>
             </w:r>
           </w:p>
         </w:tc>
       </w:tr>
       <w:tr>
-        <w:tc>
-          <w:tcPr>
-            <w:tcW w:type="dxa" w:w="2200"/>
-            <w:tcBorders>
-              <w:top w:val="single" w:color="CCCCCC" w:sz="1"/>
-              <w:left w:val="single" w:color="CCCCCC" w:sz="1"/>
-              <w:bottom w:val="single" w:color="CCCCCC" w:sz="1"/>
-              <w:right w:val="single" w:color="CCCCCC" w:sz="1"/>
-            </w:tcBorders>
-            <w:shd w:fill="F2F7FB" w:val="clear"/>
-            <w:tcMar>
-              <w:top w:type="dxa" w:w="80"/>
-              <w:left w:type="dxa" w:w="120"/>
-              <w:bottom w:type="dxa" w:w="80"/>
-              <w:right w:type="dxa" w:w="120"/>
-            </w:tcMar>
-            <w:vAlign w:val="center"/>
-          </w:tcPr>
-          <w:p>
-            <w:r>
+        <w:trPr>
+          <w:tblHeader w:val="false"/>
+        </w:trPr>
+        <w:tc>
+          <w:tcPr>
+            <w:tcW w:type="dxa" w:w="2100"/>
+            <w:tcBorders>
+              <w:top w:val="single" w:color="BBBBBB" w:sz="1"/>
+              <w:left w:val="single" w:color="BBBBBB" w:sz="1"/>
+              <w:bottom w:val="single" w:color="BBBBBB" w:sz="1"/>
+              <w:right w:val="single" w:color="BBBBBB" w:sz="1"/>
+            </w:tcBorders>
+            <w:tcMar>
+              <w:top w:type="dxa" w:w="80"/>
+              <w:left w:type="dxa" w:w="120"/>
+              <w:bottom w:type="dxa" w:w="80"/>
+              <w:right w:type="dxa" w:w="120"/>
+            </w:tcMar>
+            <w:vAlign w:val="center"/>
+          </w:tcPr>
+          <w:p>
+            <w:r>
+              <w:rPr>
+                <w:b w:val="false"/>
+                <w:bCs w:val="false"/>
+              </w:rPr>
               <w:t xml:space="preserve">Logic / runtime</w:t>
             </w:r>
           </w:p>
@@ -669,71 +878,84 @@
           <w:tcPr>
             <w:tcW w:type="dxa" w:w="3000"/>
             <w:tcBorders>
-              <w:top w:val="single" w:color="CCCCCC" w:sz="1"/>
-              <w:left w:val="single" w:color="CCCCCC" w:sz="1"/>
-              <w:bottom w:val="single" w:color="CCCCCC" w:sz="1"/>
-              <w:right w:val="single" w:color="CCCCCC" w:sz="1"/>
-            </w:tcBorders>
-            <w:shd w:fill="F2F7FB" w:val="clear"/>
-            <w:tcMar>
-              <w:top w:type="dxa" w:w="80"/>
-              <w:left w:type="dxa" w:w="120"/>
-              <w:bottom w:type="dxa" w:w="80"/>
-              <w:right w:type="dxa" w:w="120"/>
-            </w:tcMar>
-            <w:vAlign w:val="center"/>
-          </w:tcPr>
-          <w:p>
-            <w:r>
+              <w:top w:val="single" w:color="BBBBBB" w:sz="1"/>
+              <w:left w:val="single" w:color="BBBBBB" w:sz="1"/>
+              <w:bottom w:val="single" w:color="BBBBBB" w:sz="1"/>
+              <w:right w:val="single" w:color="BBBBBB" w:sz="1"/>
+            </w:tcBorders>
+            <w:tcMar>
+              <w:top w:type="dxa" w:w="80"/>
+              <w:left w:type="dxa" w:w="120"/>
+              <w:bottom w:type="dxa" w:w="80"/>
+              <w:right w:type="dxa" w:w="120"/>
+            </w:tcMar>
+            <w:vAlign w:val="center"/>
+          </w:tcPr>
+          <w:p>
+            <w:r>
+              <w:rPr>
+                <w:b w:val="false"/>
+                <w:bCs w:val="false"/>
+              </w:rPr>
               <w:t xml:space="preserve">Ladder, FBD, ST, scripting</w:t>
             </w:r>
           </w:p>
         </w:tc>
         <w:tc>
           <w:tcPr>
-            <w:tcW w:type="dxa" w:w="4160"/>
-            <w:tcBorders>
-              <w:top w:val="single" w:color="CCCCCC" w:sz="1"/>
-              <w:left w:val="single" w:color="CCCCCC" w:sz="1"/>
-              <w:bottom w:val="single" w:color="CCCCCC" w:sz="1"/>
-              <w:right w:val="single" w:color="CCCCCC" w:sz="1"/>
-            </w:tcBorders>
-            <w:shd w:fill="F2F7FB" w:val="clear"/>
-            <w:tcMar>
-              <w:top w:type="dxa" w:w="80"/>
-              <w:left w:type="dxa" w:w="120"/>
-              <w:bottom w:type="dxa" w:w="80"/>
-              <w:right w:type="dxa" w:w="120"/>
-            </w:tcMar>
-            <w:vAlign w:val="center"/>
-          </w:tcPr>
-          <w:p>
-            <w:r>
-              <w:t xml:space="preserve">reads / writes tags; block interface</w:t>
+            <w:tcW w:type="dxa" w:w="4260"/>
+            <w:tcBorders>
+              <w:top w:val="single" w:color="BBBBBB" w:sz="1"/>
+              <w:left w:val="single" w:color="BBBBBB" w:sz="1"/>
+              <w:bottom w:val="single" w:color="BBBBBB" w:sz="1"/>
+              <w:right w:val="single" w:color="BBBBBB" w:sz="1"/>
+            </w:tcBorders>
+            <w:tcMar>
+              <w:top w:type="dxa" w:w="80"/>
+              <w:left w:type="dxa" w:w="120"/>
+              <w:bottom w:type="dxa" w:w="80"/>
+              <w:right w:type="dxa" w:w="120"/>
+            </w:tcMar>
+            <w:vAlign w:val="center"/>
+          </w:tcPr>
+          <w:p>
+            <w:r>
+              <w:rPr>
+                <w:b w:val="false"/>
+                <w:bCs w:val="false"/>
+              </w:rPr>
+              <w:t xml:space="preserve">reads/writes tags; block iface</w:t>
             </w:r>
           </w:p>
         </w:tc>
       </w:tr>
       <w:tr>
-        <w:tc>
-          <w:tcPr>
-            <w:tcW w:type="dxa" w:w="2200"/>
-            <w:tcBorders>
-              <w:top w:val="single" w:color="CCCCCC" w:sz="1"/>
-              <w:left w:val="single" w:color="CCCCCC" w:sz="1"/>
-              <w:bottom w:val="single" w:color="CCCCCC" w:sz="1"/>
-              <w:right w:val="single" w:color="CCCCCC" w:sz="1"/>
-            </w:tcBorders>
-            <w:tcMar>
-              <w:top w:type="dxa" w:w="80"/>
-              <w:left w:type="dxa" w:w="120"/>
-              <w:bottom w:type="dxa" w:w="80"/>
-              <w:right w:type="dxa" w:w="120"/>
-            </w:tcMar>
-            <w:vAlign w:val="center"/>
-          </w:tcPr>
-          <w:p>
-            <w:r>
+        <w:trPr>
+          <w:tblHeader w:val="false"/>
+        </w:trPr>
+        <w:tc>
+          <w:tcPr>
+            <w:tcW w:type="dxa" w:w="2100"/>
+            <w:tcBorders>
+              <w:top w:val="single" w:color="BBBBBB" w:sz="1"/>
+              <w:left w:val="single" w:color="BBBBBB" w:sz="1"/>
+              <w:bottom w:val="single" w:color="BBBBBB" w:sz="1"/>
+              <w:right w:val="single" w:color="BBBBBB" w:sz="1"/>
+            </w:tcBorders>
+            <w:tcMar>
+              <w:top w:type="dxa" w:w="80"/>
+              <w:left w:type="dxa" w:w="120"/>
+              <w:bottom w:type="dxa" w:w="80"/>
+              <w:right w:type="dxa" w:w="120"/>
+            </w:tcMar>
+            <w:vAlign w:val="center"/>
+          </w:tcPr>
+          <w:p>
+            <w:r>
+              <w:rPr>
+                <w:b w:val="false"/>
+                <w:bCs w:val="false"/>
+              </w:rPr>
               <w:t xml:space="preserve">North-bound / connectors</w:t>
             </w:r>
           </w:p>
@@ -742,70 +964,84 @@
           <w:tcPr>
             <w:tcW w:type="dxa" w:w="3000"/>
             <w:tcBorders>
-              <w:top w:val="single" w:color="CCCCCC" w:sz="1"/>
-              <w:left w:val="single" w:color="CCCCCC" w:sz="1"/>
-              <w:bottom w:val="single" w:color="CCCCCC" w:sz="1"/>
-              <w:right w:val="single" w:color="CCCCCC" w:sz="1"/>
-            </w:tcBorders>
-            <w:tcMar>
-              <w:top w:type="dxa" w:w="80"/>
-              <w:left w:type="dxa" w:w="120"/>
-              <w:bottom w:type="dxa" w:w="80"/>
-              <w:right w:type="dxa" w:w="120"/>
-            </w:tcMar>
-            <w:vAlign w:val="center"/>
-          </w:tcPr>
-          <w:p>
-            <w:r>
-              <w:t xml:space="preserve">REST, MQTT, cloud, historian</w:t>
-            </w:r>
-          </w:p>
-        </w:tc>
-        <w:tc>
-          <w:tcPr>
-            <w:tcW w:type="dxa" w:w="4160"/>
-            <w:tcBorders>
-              <w:top w:val="single" w:color="CCCCCC" w:sz="1"/>
-              <w:left w:val="single" w:color="CCCCCC" w:sz="1"/>
-              <w:bottom w:val="single" w:color="CCCCCC" w:sz="1"/>
-              <w:right w:val="single" w:color="CCCCCC" w:sz="1"/>
-            </w:tcBorders>
-            <w:tcMar>
-              <w:top w:type="dxa" w:w="80"/>
-              <w:left w:type="dxa" w:w="120"/>
-              <w:bottom w:type="dxa" w:w="80"/>
-              <w:right w:type="dxa" w:w="120"/>
-            </w:tcMar>
-            <w:vAlign w:val="center"/>
-          </w:tcPr>
-          <w:p>
-            <w:r>
-              <w:t xml:space="preserve">reads tags, publishes; connector interface</w:t>
+              <w:top w:val="single" w:color="BBBBBB" w:sz="1"/>
+              <w:left w:val="single" w:color="BBBBBB" w:sz="1"/>
+              <w:bottom w:val="single" w:color="BBBBBB" w:sz="1"/>
+              <w:right w:val="single" w:color="BBBBBB" w:sz="1"/>
+            </w:tcBorders>
+            <w:tcMar>
+              <w:top w:type="dxa" w:w="80"/>
+              <w:left w:type="dxa" w:w="120"/>
+              <w:bottom w:type="dxa" w:w="80"/>
+              <w:right w:type="dxa" w:w="120"/>
+            </w:tcMar>
+            <w:vAlign w:val="center"/>
+          </w:tcPr>
+          <w:p>
+            <w:r>
+              <w:rPr>
+                <w:b w:val="false"/>
+                <w:bCs w:val="false"/>
+              </w:rPr>
+              <w:t xml:space="preserve">REST, MQTT, Sparkplug B, cloud, historian</w:t>
+            </w:r>
+          </w:p>
+        </w:tc>
+        <w:tc>
+          <w:tcPr>
+            <w:tcW w:type="dxa" w:w="4260"/>
+            <w:tcBorders>
+              <w:top w:val="single" w:color="BBBBBB" w:sz="1"/>
+              <w:left w:val="single" w:color="BBBBBB" w:sz="1"/>
+              <w:bottom w:val="single" w:color="BBBBBB" w:sz="1"/>
+              <w:right w:val="single" w:color="BBBBBB" w:sz="1"/>
+            </w:tcBorders>
+            <w:tcMar>
+              <w:top w:type="dxa" w:w="80"/>
+              <w:left w:type="dxa" w:w="120"/>
+              <w:bottom w:type="dxa" w:w="80"/>
+              <w:right w:type="dxa" w:w="120"/>
+            </w:tcMar>
+            <w:vAlign w:val="center"/>
+          </w:tcPr>
+          <w:p>
+            <w:r>
+              <w:rPr>
+                <w:b w:val="false"/>
+                <w:bCs w:val="false"/>
+              </w:rPr>
+              <w:t xml:space="preserve">reads tags, publishes; connector iface</w:t>
             </w:r>
           </w:p>
         </w:tc>
       </w:tr>
       <w:tr>
-        <w:tc>
-          <w:tcPr>
-            <w:tcW w:type="dxa" w:w="2200"/>
-            <w:tcBorders>
-              <w:top w:val="single" w:color="CCCCCC" w:sz="1"/>
-              <w:left w:val="single" w:color="CCCCCC" w:sz="1"/>
-              <w:bottom w:val="single" w:color="CCCCCC" w:sz="1"/>
-              <w:right w:val="single" w:color="CCCCCC" w:sz="1"/>
-            </w:tcBorders>
-            <w:shd w:fill="F2F7FB" w:val="clear"/>
-            <w:tcMar>
-              <w:top w:type="dxa" w:w="80"/>
-              <w:left w:type="dxa" w:w="120"/>
-              <w:bottom w:type="dxa" w:w="80"/>
-              <w:right w:type="dxa" w:w="120"/>
-            </w:tcMar>
-            <w:vAlign w:val="center"/>
-          </w:tcPr>
-          <w:p>
-            <w:r>
+        <w:trPr>
+          <w:tblHeader w:val="false"/>
+        </w:trPr>
+        <w:tc>
+          <w:tcPr>
+            <w:tcW w:type="dxa" w:w="2100"/>
+            <w:tcBorders>
+              <w:top w:val="single" w:color="BBBBBB" w:sz="1"/>
+              <w:left w:val="single" w:color="BBBBBB" w:sz="1"/>
+              <w:bottom w:val="single" w:color="BBBBBB" w:sz="1"/>
+              <w:right w:val="single" w:color="BBBBBB" w:sz="1"/>
+            </w:tcBorders>
+            <w:tcMar>
+              <w:top w:type="dxa" w:w="80"/>
+              <w:left w:type="dxa" w:w="120"/>
+              <w:bottom w:type="dxa" w:w="80"/>
+              <w:right w:type="dxa" w:w="120"/>
+            </w:tcMar>
+            <w:vAlign w:val="center"/>
+          </w:tcPr>
+          <w:p>
+            <w:r>
+              <w:rPr>
+                <w:b w:val="false"/>
+                <w:bCs w:val="false"/>
+              </w:rPr>
               <w:t xml:space="preserve">Web application</w:t>
             </w:r>
           </w:p>
@@ -814,71 +1050,84 @@
           <w:tcPr>
             <w:tcW w:type="dxa" w:w="3000"/>
             <w:tcBorders>
-              <w:top w:val="single" w:color="CCCCCC" w:sz="1"/>
-              <w:left w:val="single" w:color="CCCCCC" w:sz="1"/>
-              <w:bottom w:val="single" w:color="CCCCCC" w:sz="1"/>
-              <w:right w:val="single" w:color="CCCCCC" w:sz="1"/>
-            </w:tcBorders>
-            <w:shd w:fill="F2F7FB" w:val="clear"/>
-            <w:tcMar>
-              <w:top w:type="dxa" w:w="80"/>
-              <w:left w:type="dxa" w:w="120"/>
-              <w:bottom w:type="dxa" w:w="80"/>
-              <w:right w:type="dxa" w:w="120"/>
-            </w:tcMar>
-            <w:vAlign w:val="center"/>
-          </w:tcPr>
-          <w:p>
-            <w:r>
+              <w:top w:val="single" w:color="BBBBBB" w:sz="1"/>
+              <w:left w:val="single" w:color="BBBBBB" w:sz="1"/>
+              <w:bottom w:val="single" w:color="BBBBBB" w:sz="1"/>
+              <w:right w:val="single" w:color="BBBBBB" w:sz="1"/>
+            </w:tcBorders>
+            <w:tcMar>
+              <w:top w:type="dxa" w:w="80"/>
+              <w:left w:type="dxa" w:w="120"/>
+              <w:bottom w:type="dxa" w:w="80"/>
+              <w:right w:type="dxa" w:w="120"/>
+            </w:tcMar>
+            <w:vAlign w:val="center"/>
+          </w:tcPr>
+          <w:p>
+            <w:r>
+              <w:rPr>
+                <w:b w:val="false"/>
+                <w:bCs w:val="false"/>
+              </w:rPr>
               <w:t xml:space="preserve">per-protocol config pages, dashboards</w:t>
             </w:r>
           </w:p>
         </w:tc>
         <w:tc>
           <w:tcPr>
-            <w:tcW w:type="dxa" w:w="4160"/>
-            <w:tcBorders>
-              <w:top w:val="single" w:color="CCCCCC" w:sz="1"/>
-              <w:left w:val="single" w:color="CCCCCC" w:sz="1"/>
-              <w:bottom w:val="single" w:color="CCCCCC" w:sz="1"/>
-              <w:right w:val="single" w:color="CCCCCC" w:sz="1"/>
-            </w:tcBorders>
-            <w:shd w:fill="F2F7FB" w:val="clear"/>
-            <w:tcMar>
-              <w:top w:type="dxa" w:w="80"/>
-              <w:left w:type="dxa" w:w="120"/>
-              <w:bottom w:type="dxa" w:w="80"/>
-              <w:right w:type="dxa" w:w="120"/>
-            </w:tcMar>
-            <w:vAlign w:val="center"/>
-          </w:tcPr>
-          <w:p>
-            <w:r>
-              <w:t xml:space="preserve">descriptor / metadata-driven UI</w:t>
+            <w:tcW w:type="dxa" w:w="4260"/>
+            <w:tcBorders>
+              <w:top w:val="single" w:color="BBBBBB" w:sz="1"/>
+              <w:left w:val="single" w:color="BBBBBB" w:sz="1"/>
+              <w:bottom w:val="single" w:color="BBBBBB" w:sz="1"/>
+              <w:right w:val="single" w:color="BBBBBB" w:sz="1"/>
+            </w:tcBorders>
+            <w:tcMar>
+              <w:top w:type="dxa" w:w="80"/>
+              <w:left w:type="dxa" w:w="120"/>
+              <w:bottom w:type="dxa" w:w="80"/>
+              <w:right w:type="dxa" w:w="120"/>
+            </w:tcMar>
+            <w:vAlign w:val="center"/>
+          </w:tcPr>
+          <w:p>
+            <w:r>
+              <w:rPr>
+                <w:b w:val="false"/>
+                <w:bCs w:val="false"/>
+              </w:rPr>
+              <w:t xml:space="preserve">descriptor/metadata-driven UI</w:t>
             </w:r>
           </w:p>
         </w:tc>
       </w:tr>
       <w:tr>
-        <w:tc>
-          <w:tcPr>
-            <w:tcW w:type="dxa" w:w="2200"/>
-            <w:tcBorders>
-              <w:top w:val="single" w:color="CCCCCC" w:sz="1"/>
-              <w:left w:val="single" w:color="CCCCCC" w:sz="1"/>
-              <w:bottom w:val="single" w:color="CCCCCC" w:sz="1"/>
-              <w:right w:val="single" w:color="CCCCCC" w:sz="1"/>
-            </w:tcBorders>
-            <w:tcMar>
-              <w:top w:type="dxa" w:w="80"/>
-              <w:left w:type="dxa" w:w="120"/>
-              <w:bottom w:type="dxa" w:w="80"/>
-              <w:right w:type="dxa" w:w="120"/>
-            </w:tcMar>
-            <w:vAlign w:val="center"/>
-          </w:tcPr>
-          <w:p>
-            <w:r>
+        <w:trPr>
+          <w:tblHeader w:val="false"/>
+        </w:trPr>
+        <w:tc>
+          <w:tcPr>
+            <w:tcW w:type="dxa" w:w="2100"/>
+            <w:tcBorders>
+              <w:top w:val="single" w:color="BBBBBB" w:sz="1"/>
+              <w:left w:val="single" w:color="BBBBBB" w:sz="1"/>
+              <w:bottom w:val="single" w:color="BBBBBB" w:sz="1"/>
+              <w:right w:val="single" w:color="BBBBBB" w:sz="1"/>
+            </w:tcBorders>
+            <w:tcMar>
+              <w:top w:type="dxa" w:w="80"/>
+              <w:left w:type="dxa" w:w="120"/>
+              <w:bottom w:type="dxa" w:w="80"/>
+              <w:right w:type="dxa" w:w="120"/>
+            </w:tcMar>
+            <w:vAlign w:val="center"/>
+          </w:tcPr>
+          <w:p>
+            <w:r>
+              <w:rPr>
+                <w:b w:val="false"/>
+                <w:bCs w:val="false"/>
+              </w:rPr>
               <w:t xml:space="preserve">HMI graphical objects</w:t>
             </w:r>
           </w:p>
@@ -887,70 +1136,84 @@
           <w:tcPr>
             <w:tcW w:type="dxa" w:w="3000"/>
             <w:tcBorders>
-              <w:top w:val="single" w:color="CCCCCC" w:sz="1"/>
-              <w:left w:val="single" w:color="CCCCCC" w:sz="1"/>
-              <w:bottom w:val="single" w:color="CCCCCC" w:sz="1"/>
-              <w:right w:val="single" w:color="CCCCCC" w:sz="1"/>
-            </w:tcBorders>
-            <w:tcMar>
-              <w:top w:type="dxa" w:w="80"/>
-              <w:left w:type="dxa" w:w="120"/>
-              <w:bottom w:type="dxa" w:w="80"/>
-              <w:right w:type="dxa" w:w="120"/>
-            </w:tcMar>
-            <w:vAlign w:val="center"/>
-          </w:tcPr>
-          <w:p>
-            <w:r>
+              <w:top w:val="single" w:color="BBBBBB" w:sz="1"/>
+              <w:left w:val="single" w:color="BBBBBB" w:sz="1"/>
+              <w:bottom w:val="single" w:color="BBBBBB" w:sz="1"/>
+              <w:right w:val="single" w:color="BBBBBB" w:sz="1"/>
+            </w:tcBorders>
+            <w:tcMar>
+              <w:top w:type="dxa" w:w="80"/>
+              <w:left w:type="dxa" w:w="120"/>
+              <w:bottom w:type="dxa" w:w="80"/>
+              <w:right w:type="dxa" w:w="120"/>
+            </w:tcMar>
+            <w:vAlign w:val="center"/>
+          </w:tcPr>
+          <w:p>
+            <w:r>
+              <w:rPr>
+                <w:b w:val="false"/>
+                <w:bCs w:val="false"/>
+              </w:rPr>
               <w:t xml:space="preserve">PLC screen widgets (gauge, button, trend)</w:t>
             </w:r>
           </w:p>
         </w:tc>
         <w:tc>
           <w:tcPr>
-            <w:tcW w:type="dxa" w:w="4160"/>
-            <w:tcBorders>
-              <w:top w:val="single" w:color="CCCCCC" w:sz="1"/>
-              <w:left w:val="single" w:color="CCCCCC" w:sz="1"/>
-              <w:bottom w:val="single" w:color="CCCCCC" w:sz="1"/>
-              <w:right w:val="single" w:color="CCCCCC" w:sz="1"/>
-            </w:tcBorders>
-            <w:tcMar>
-              <w:top w:type="dxa" w:w="80"/>
-              <w:left w:type="dxa" w:w="120"/>
-              <w:bottom w:type="dxa" w:w="80"/>
-              <w:right w:type="dxa" w:w="120"/>
-            </w:tcMar>
-            <w:vAlign w:val="center"/>
-          </w:tcPr>
-          <w:p>
-            <w:r>
+            <w:tcW w:type="dxa" w:w="4260"/>
+            <w:tcBorders>
+              <w:top w:val="single" w:color="BBBBBB" w:sz="1"/>
+              <w:left w:val="single" w:color="BBBBBB" w:sz="1"/>
+              <w:bottom w:val="single" w:color="BBBBBB" w:sz="1"/>
+              <w:right w:val="single" w:color="BBBBBB" w:sz="1"/>
+            </w:tcBorders>
+            <w:tcMar>
+              <w:top w:type="dxa" w:w="80"/>
+              <w:left w:type="dxa" w:w="120"/>
+              <w:bottom w:type="dxa" w:w="80"/>
+              <w:right w:type="dxa" w:w="120"/>
+            </w:tcMar>
+            <w:vAlign w:val="center"/>
+          </w:tcPr>
+          <w:p>
+            <w:r>
+              <w:rPr>
+                <w:b w:val="false"/>
+                <w:bCs w:val="false"/>
+              </w:rPr>
               <w:t xml:space="preserve">widget binds to a tag by name; widget registry</w:t>
             </w:r>
           </w:p>
         </w:tc>
       </w:tr>
       <w:tr>
-        <w:tc>
-          <w:tcPr>
-            <w:tcW w:type="dxa" w:w="2200"/>
-            <w:tcBorders>
-              <w:top w:val="single" w:color="CCCCCC" w:sz="1"/>
-              <w:left w:val="single" w:color="CCCCCC" w:sz="1"/>
-              <w:bottom w:val="single" w:color="CCCCCC" w:sz="1"/>
-              <w:right w:val="single" w:color="CCCCCC" w:sz="1"/>
-            </w:tcBorders>
-            <w:shd w:fill="F2F7FB" w:val="clear"/>
-            <w:tcMar>
-              <w:top w:type="dxa" w:w="80"/>
-              <w:left w:type="dxa" w:w="120"/>
-              <w:bottom w:type="dxa" w:w="80"/>
-              <w:right w:type="dxa" w:w="120"/>
-            </w:tcMar>
-            <w:vAlign w:val="center"/>
-          </w:tcPr>
-          <w:p>
-            <w:r>
+        <w:trPr>
+          <w:tblHeader w:val="false"/>
+        </w:trPr>
+        <w:tc>
+          <w:tcPr>
+            <w:tcW w:type="dxa" w:w="2100"/>
+            <w:tcBorders>
+              <w:top w:val="single" w:color="BBBBBB" w:sz="1"/>
+              <w:left w:val="single" w:color="BBBBBB" w:sz="1"/>
+              <w:bottom w:val="single" w:color="BBBBBB" w:sz="1"/>
+              <w:right w:val="single" w:color="BBBBBB" w:sz="1"/>
+            </w:tcBorders>
+            <w:tcMar>
+              <w:top w:type="dxa" w:w="80"/>
+              <w:left w:type="dxa" w:w="120"/>
+              <w:bottom w:type="dxa" w:w="80"/>
+              <w:right w:type="dxa" w:w="120"/>
+            </w:tcMar>
+            <w:vAlign w:val="center"/>
+          </w:tcPr>
+          <w:p>
+            <w:r>
+              <w:rPr>
+                <w:b w:val="false"/>
+                <w:bCs w:val="false"/>
+              </w:rPr>
               <w:t xml:space="preserve">Persistence / alarms / events</w:t>
             </w:r>
           </w:p>
@@ -959,46 +1222,52 @@
           <w:tcPr>
             <w:tcW w:type="dxa" w:w="3000"/>
             <w:tcBorders>
-              <w:top w:val="single" w:color="CCCCCC" w:sz="1"/>
-              <w:left w:val="single" w:color="CCCCCC" w:sz="1"/>
-              <w:bottom w:val="single" w:color="CCCCCC" w:sz="1"/>
-              <w:right w:val="single" w:color="CCCCCC" w:sz="1"/>
-            </w:tcBorders>
-            <w:shd w:fill="F2F7FB" w:val="clear"/>
-            <w:tcMar>
-              <w:top w:type="dxa" w:w="80"/>
-              <w:left w:type="dxa" w:w="120"/>
-              <w:bottom w:type="dxa" w:w="80"/>
-              <w:right w:type="dxa" w:w="120"/>
-            </w:tcMar>
-            <w:vAlign w:val="center"/>
-          </w:tcPr>
-          <w:p>
-            <w:r>
+              <w:top w:val="single" w:color="BBBBBB" w:sz="1"/>
+              <w:left w:val="single" w:color="BBBBBB" w:sz="1"/>
+              <w:bottom w:val="single" w:color="BBBBBB" w:sz="1"/>
+              <w:right w:val="single" w:color="BBBBBB" w:sz="1"/>
+            </w:tcBorders>
+            <w:tcMar>
+              <w:top w:type="dxa" w:w="80"/>
+              <w:left w:type="dxa" w:w="120"/>
+              <w:bottom w:type="dxa" w:w="80"/>
+              <w:right w:type="dxa" w:w="120"/>
+            </w:tcMar>
+            <w:vAlign w:val="center"/>
+          </w:tcPr>
+          <w:p>
+            <w:r>
+              <w:rPr>
+                <w:b w:val="false"/>
+                <w:bCs w:val="false"/>
+              </w:rPr>
               <w:t xml:space="preserve">retentive, alarm rules, historian</w:t>
             </w:r>
           </w:p>
         </w:tc>
         <w:tc>
           <w:tcPr>
-            <w:tcW w:type="dxa" w:w="4160"/>
-            <w:tcBorders>
-              <w:top w:val="single" w:color="CCCCCC" w:sz="1"/>
-              <w:left w:val="single" w:color="CCCCCC" w:sz="1"/>
-              <w:bottom w:val="single" w:color="CCCCCC" w:sz="1"/>
-              <w:right w:val="single" w:color="CCCCCC" w:sz="1"/>
-            </w:tcBorders>
-            <w:shd w:fill="F2F7FB" w:val="clear"/>
-            <w:tcMar>
-              <w:top w:type="dxa" w:w="80"/>
-              <w:left w:type="dxa" w:w="120"/>
-              <w:bottom w:type="dxa" w:w="80"/>
-              <w:right w:type="dxa" w:w="120"/>
-            </w:tcMar>
-            <w:vAlign w:val="center"/>
-          </w:tcPr>
-          <w:p>
-            <w:r>
+            <w:tcW w:type="dxa" w:w="4260"/>
+            <w:tcBorders>
+              <w:top w:val="single" w:color="BBBBBB" w:sz="1"/>
+              <w:left w:val="single" w:color="BBBBBB" w:sz="1"/>
+              <w:bottom w:val="single" w:color="BBBBBB" w:sz="1"/>
+              <w:right w:val="single" w:color="BBBBBB" w:sz="1"/>
+            </w:tcBorders>
+            <w:tcMar>
+              <w:top w:type="dxa" w:w="80"/>
+              <w:left w:type="dxa" w:w="120"/>
+              <w:bottom w:type="dxa" w:w="80"/>
+              <w:right w:type="dxa" w:w="120"/>
+            </w:tcMar>
+            <w:vAlign w:val="center"/>
+          </w:tcPr>
+          <w:p>
+            <w:r>
+              <w:rPr>
+                <w:b w:val="false"/>
+                <w:bCs w:val="false"/>
+              </w:rPr>
               <w:t xml:space="preserve">tag-change subscriptions</w:t>
             </w:r>
           </w:p>
@@ -1007,15 +1276,18 @@
     </w:tbl>
     <w:p>
       <w:pPr>
-        <w:spacing w:after="80"/>
-      </w:pPr>
+        <w:spacing w:after="120"/>
+      </w:pPr>
+      <w:r>
+        <w:t xml:space="preserve"/>
+      </w:r>
     </w:p>
     <w:p>
       <w:pPr>
         <w:pStyle w:val="Heading2"/>
       </w:pPr>
       <w:r>
-        <w:t xml:space="preserve">5.2 The Tag is the Lingua Franca</w:t>
+        <w:t xml:space="preserve">5.2 The Tag is the Lingua Franca — an On-Device Unified Namespace</w:t>
       </w:r>
     </w:p>
     <w:p>
@@ -1023,7 +1295,19 @@
         <w:spacing w:after="120"/>
       </w:pPr>
       <w:r>
-        <w:t xml:space="preserve">The register pool is not just storage — it is the universal bus that every seam communicates through. Drivers write tags; logic transforms tags; widgets bind to tags; connectors publish tags. No seam needs to know about any other.</w:t>
+        <w:t xml:space="preserve">The register pool is not just storage — it is the </w:t>
+      </w:r>
+      <w:r>
+        <w:rPr>
+          <w:b/>
+          <w:bCs/>
+          <w:i w:val="false"/>
+          <w:iCs w:val="false"/>
+        </w:rPr>
+        <w:t xml:space="preserve">universal bus</w:t>
+      </w:r>
+      <w:r>
+        <w:t xml:space="preserve"> every seam communicates through. Drivers write tags; logic transforms tags; widgets bind to tags; connectors publish tags. No seam needs to know about any other. This is the central architectural bet and it is already in place (see Section 9).</w:t>
       </w:r>
     </w:p>
     <w:p>
@@ -1031,14 +1315,43 @@
         <w:spacing w:after="120"/>
       </w:pPr>
       <w:r>
-        <w:rPr>
-          <w:b/>
-          <w:bCs/>
-        </w:rPr>
-        <w:t xml:space="preserve">This is the central architectural bet, and it is already in place </w:t>
-      </w:r>
-      <w:r>
-        <w:t xml:space="preserve">(see Section 8).</w:t>
+        <w:t xml:space="preserve">In current industry terms this internal tag model is a </w:t>
+      </w:r>
+      <w:r>
+        <w:rPr>
+          <w:b/>
+          <w:bCs/>
+          <w:i w:val="false"/>
+          <w:iCs w:val="false"/>
+        </w:rPr>
+        <w:t xml:space="preserve">Unified Namespace (UNS)</w:t>
+      </w:r>
+      <w:r>
+        <w:t xml:space="preserve"> realised on the device itself: a single source of truth that every protocol and application reads from and writes to, replacing point-to-point “integration spaghetti” with a hub-and-spoke data fabric. UNS — typically carried over MQTT with </w:t>
+      </w:r>
+      <w:r>
+        <w:rPr>
+          <w:b/>
+          <w:bCs/>
+          <w:i w:val="false"/>
+          <w:iCs w:val="false"/>
+        </w:rPr>
+        <w:t xml:space="preserve">Sparkplug B</w:t>
+      </w:r>
+      <w:r>
+        <w:t xml:space="preserve"> (birth/death certificates, report-by-exception, ISA-95 topic hierarchy) — is the dominant IIoT data architecture of 2025–2026. The platform should expose a </w:t>
+      </w:r>
+      <w:r>
+        <w:rPr>
+          <w:b/>
+          <w:bCs/>
+          <w:i w:val="false"/>
+          <w:iCs w:val="false"/>
+        </w:rPr>
+        <w:t xml:space="preserve">Sparkplug B north-bound connector</w:t>
+      </w:r>
+      <w:r>
+        <w:t xml:space="preserve"> so the device plugs directly into a customer’s existing UNS, and so its DLMS readings, PLC I/O, and gateway data all live in one coherent tag model.</w:t>
       </w:r>
     </w:p>
     <w:p>
@@ -1049,11 +1362,496 @@
         <w:rPr>
           <w:b/>
           <w:bCs/>
+          <w:i w:val="false"/>
+          <w:iCs w:val="false"/>
         </w:rPr>
         <w:t xml:space="preserve">Required enrichment: </w:t>
       </w:r>
       <w:r>
-        <w:t xml:space="preserve">tag metadata — name, type, engineering units, scaling, read/write access, quality, timestamp, source — so the web and HMI layers can render any new protocol's data generically, with no new code.</w:t>
+        <w:t xml:space="preserve">tag </w:t>
+      </w:r>
+      <w:r>
+        <w:rPr>
+          <w:b/>
+          <w:bCs/>
+          <w:i w:val="false"/>
+          <w:iCs w:val="false"/>
+        </w:rPr>
+        <w:t xml:space="preserve">metadata</w:t>
+      </w:r>
+      <w:r>
+        <w:t xml:space="preserve"> (name, type, engineering units, scaling, R/W access, quality, timestamp, source) so the web and HMI layers can render any new protocol’s data generically, with no new code. This is the same descriptor-driven idea that schema-driven config frameworks use, applied to tags.</w:t>
+      </w:r>
+    </w:p>
+    <w:p>
+      <w:pPr>
+        <w:pStyle w:val="Heading2"/>
+      </w:pPr>
+      <w:r>
+        <w:t xml:space="preserve">5.3 The Web Visual Theme is a Swappable Layer</w:t>
+      </w:r>
+    </w:p>
+    <w:p>
+      <w:pPr>
+        <w:spacing w:after="120"/>
+      </w:pPr>
+      <w:r>
+        <w:t xml:space="preserve">The web application’s </w:t>
+      </w:r>
+      <w:r>
+        <w:rPr>
+          <w:b/>
+          <w:bCs/>
+          <w:i w:val="false"/>
+          <w:iCs w:val="false"/>
+        </w:rPr>
+        <w:t xml:space="preserve">look</w:t>
+      </w:r>
+      <w:r>
+        <w:t xml:space="preserve"> is itself a seam, in keeping with the flexibility principle: the theme must be changeable at any time without rewriting the application. This is enforced by a three-layer separation in the web codebase.</w:t>
+      </w:r>
+    </w:p>
+    <w:tbl>
+      <w:tblPr>
+        <w:tblW w:type="dxa" w:w="9360"/>
+        <w:tblBorders>
+          <w:top w:val="single" w:color="auto" w:sz="4"/>
+          <w:left w:val="single" w:color="auto" w:sz="4"/>
+          <w:bottom w:val="single" w:color="auto" w:sz="4"/>
+          <w:right w:val="single" w:color="auto" w:sz="4"/>
+          <w:insideH w:val="single" w:color="auto" w:sz="4"/>
+          <w:insideV w:val="single" w:color="auto" w:sz="4"/>
+        </w:tblBorders>
+      </w:tblPr>
+      <w:tblGrid>
+        <w:gridCol w:w="2400"/>
+        <w:gridCol w:w="4360"/>
+        <w:gridCol w:w="2600"/>
+      </w:tblGrid>
+      <w:tr>
+        <w:trPr>
+          <w:tblHeader/>
+        </w:trPr>
+        <w:tc>
+          <w:tcPr>
+            <w:tcW w:type="dxa" w:w="2400"/>
+            <w:tcBorders>
+              <w:top w:val="single" w:color="BBBBBB" w:sz="1"/>
+              <w:left w:val="single" w:color="BBBBBB" w:sz="1"/>
+              <w:bottom w:val="single" w:color="BBBBBB" w:sz="1"/>
+              <w:right w:val="single" w:color="BBBBBB" w:sz="1"/>
+            </w:tcBorders>
+            <w:shd w:fill="D5E8F0" w:val="clear"/>
+            <w:tcMar>
+              <w:top w:type="dxa" w:w="80"/>
+              <w:left w:type="dxa" w:w="120"/>
+              <w:bottom w:type="dxa" w:w="80"/>
+              <w:right w:type="dxa" w:w="120"/>
+            </w:tcMar>
+            <w:vAlign w:val="center"/>
+          </w:tcPr>
+          <w:p>
+            <w:r>
+              <w:rPr>
+                <w:b/>
+                <w:bCs/>
+              </w:rPr>
+              <w:t xml:space="preserve">Layer</w:t>
+            </w:r>
+          </w:p>
+        </w:tc>
+        <w:tc>
+          <w:tcPr>
+            <w:tcW w:type="dxa" w:w="4360"/>
+            <w:tcBorders>
+              <w:top w:val="single" w:color="BBBBBB" w:sz="1"/>
+              <w:left w:val="single" w:color="BBBBBB" w:sz="1"/>
+              <w:bottom w:val="single" w:color="BBBBBB" w:sz="1"/>
+              <w:right w:val="single" w:color="BBBBBB" w:sz="1"/>
+            </w:tcBorders>
+            <w:shd w:fill="D5E8F0" w:val="clear"/>
+            <w:tcMar>
+              <w:top w:type="dxa" w:w="80"/>
+              <w:left w:type="dxa" w:w="120"/>
+              <w:bottom w:type="dxa" w:w="80"/>
+              <w:right w:type="dxa" w:w="120"/>
+            </w:tcMar>
+            <w:vAlign w:val="center"/>
+          </w:tcPr>
+          <w:p>
+            <w:r>
+              <w:rPr>
+                <w:b/>
+                <w:bCs/>
+              </w:rPr>
+              <w:t xml:space="preserve">Contains</w:t>
+            </w:r>
+          </w:p>
+        </w:tc>
+        <w:tc>
+          <w:tcPr>
+            <w:tcW w:type="dxa" w:w="2600"/>
+            <w:tcBorders>
+              <w:top w:val="single" w:color="BBBBBB" w:sz="1"/>
+              <w:left w:val="single" w:color="BBBBBB" w:sz="1"/>
+              <w:bottom w:val="single" w:color="BBBBBB" w:sz="1"/>
+              <w:right w:val="single" w:color="BBBBBB" w:sz="1"/>
+            </w:tcBorders>
+            <w:shd w:fill="D5E8F0" w:val="clear"/>
+            <w:tcMar>
+              <w:top w:type="dxa" w:w="80"/>
+              <w:left w:type="dxa" w:w="120"/>
+              <w:bottom w:type="dxa" w:w="80"/>
+              <w:right w:type="dxa" w:w="120"/>
+            </w:tcMar>
+            <w:vAlign w:val="center"/>
+          </w:tcPr>
+          <w:p>
+            <w:r>
+              <w:rPr>
+                <w:b/>
+                <w:bCs/>
+              </w:rPr>
+              <w:t xml:space="preserve">Theme-coupled?</w:t>
+            </w:r>
+          </w:p>
+        </w:tc>
+      </w:tr>
+      <w:tr>
+        <w:trPr>
+          <w:tblHeader w:val="false"/>
+        </w:trPr>
+        <w:tc>
+          <w:tcPr>
+            <w:tcW w:type="dxa" w:w="2400"/>
+            <w:tcBorders>
+              <w:top w:val="single" w:color="BBBBBB" w:sz="1"/>
+              <w:left w:val="single" w:color="BBBBBB" w:sz="1"/>
+              <w:bottom w:val="single" w:color="BBBBBB" w:sz="1"/>
+              <w:right w:val="single" w:color="BBBBBB" w:sz="1"/>
+            </w:tcBorders>
+            <w:tcMar>
+              <w:top w:type="dxa" w:w="80"/>
+              <w:left w:type="dxa" w:w="120"/>
+              <w:bottom w:type="dxa" w:w="80"/>
+              <w:right w:type="dxa" w:w="120"/>
+            </w:tcMar>
+            <w:vAlign w:val="center"/>
+          </w:tcPr>
+          <w:p>
+            <w:r>
+              <w:rPr>
+                <w:b w:val="false"/>
+                <w:bCs w:val="false"/>
+              </w:rPr>
+              <w:t xml:space="preserve">1. Data / logic</w:t>
+            </w:r>
+          </w:p>
+        </w:tc>
+        <w:tc>
+          <w:tcPr>
+            <w:tcW w:type="dxa" w:w="4360"/>
+            <w:tcBorders>
+              <w:top w:val="single" w:color="BBBBBB" w:sz="1"/>
+              <w:left w:val="single" w:color="BBBBBB" w:sz="1"/>
+              <w:bottom w:val="single" w:color="BBBBBB" w:sz="1"/>
+              <w:right w:val="single" w:color="BBBBBB" w:sz="1"/>
+            </w:tcBorders>
+            <w:tcMar>
+              <w:top w:type="dxa" w:w="80"/>
+              <w:left w:type="dxa" w:w="120"/>
+              <w:bottom w:type="dxa" w:w="80"/>
+              <w:right w:type="dxa" w:w="120"/>
+            </w:tcMar>
+            <w:vAlign w:val="center"/>
+          </w:tcPr>
+          <w:p>
+            <w:r>
+              <w:rPr>
+                <w:b w:val="false"/>
+                <w:bCs w:val="false"/>
+              </w:rPr>
+              <w:t xml:space="preserve">API client, state, domain models (tags, profiles, protocols)</w:t>
+            </w:r>
+          </w:p>
+        </w:tc>
+        <w:tc>
+          <w:tcPr>
+            <w:tcW w:type="dxa" w:w="2600"/>
+            <w:tcBorders>
+              <w:top w:val="single" w:color="BBBBBB" w:sz="1"/>
+              <w:left w:val="single" w:color="BBBBBB" w:sz="1"/>
+              <w:bottom w:val="single" w:color="BBBBBB" w:sz="1"/>
+              <w:right w:val="single" w:color="BBBBBB" w:sz="1"/>
+            </w:tcBorders>
+            <w:tcMar>
+              <w:top w:type="dxa" w:w="80"/>
+              <w:left w:type="dxa" w:w="120"/>
+              <w:bottom w:type="dxa" w:w="80"/>
+              <w:right w:type="dxa" w:w="120"/>
+            </w:tcMar>
+            <w:vAlign w:val="center"/>
+          </w:tcPr>
+          <w:p>
+            <w:r>
+              <w:rPr>
+                <w:b w:val="false"/>
+                <w:bCs w:val="false"/>
+              </w:rPr>
+              <w:t xml:space="preserve">No — zero CSS, framework-agnostic</w:t>
+            </w:r>
+          </w:p>
+        </w:tc>
+      </w:tr>
+      <w:tr>
+        <w:trPr>
+          <w:tblHeader w:val="false"/>
+        </w:trPr>
+        <w:tc>
+          <w:tcPr>
+            <w:tcW w:type="dxa" w:w="2400"/>
+            <w:tcBorders>
+              <w:top w:val="single" w:color="BBBBBB" w:sz="1"/>
+              <w:left w:val="single" w:color="BBBBBB" w:sz="1"/>
+              <w:bottom w:val="single" w:color="BBBBBB" w:sz="1"/>
+              <w:right w:val="single" w:color="BBBBBB" w:sz="1"/>
+            </w:tcBorders>
+            <w:tcMar>
+              <w:top w:type="dxa" w:w="80"/>
+              <w:left w:type="dxa" w:w="120"/>
+              <w:bottom w:type="dxa" w:w="80"/>
+              <w:right w:type="dxa" w:w="120"/>
+            </w:tcMar>
+            <w:vAlign w:val="center"/>
+          </w:tcPr>
+          <w:p>
+            <w:r>
+              <w:rPr>
+                <w:b w:val="false"/>
+                <w:bCs w:val="false"/>
+              </w:rPr>
+              <w:t xml:space="preserve">2. Presentational components</w:t>
+            </w:r>
+          </w:p>
+        </w:tc>
+        <w:tc>
+          <w:tcPr>
+            <w:tcW w:type="dxa" w:w="4360"/>
+            <w:tcBorders>
+              <w:top w:val="single" w:color="BBBBBB" w:sz="1"/>
+              <w:left w:val="single" w:color="BBBBBB" w:sz="1"/>
+              <w:bottom w:val="single" w:color="BBBBBB" w:sz="1"/>
+              <w:right w:val="single" w:color="BBBBBB" w:sz="1"/>
+            </w:tcBorders>
+            <w:tcMar>
+              <w:top w:type="dxa" w:w="80"/>
+              <w:left w:type="dxa" w:w="120"/>
+              <w:bottom w:type="dxa" w:w="80"/>
+              <w:right w:type="dxa" w:w="120"/>
+            </w:tcMar>
+            <w:vAlign w:val="center"/>
+          </w:tcPr>
+          <w:p>
+            <w:r>
+              <w:rPr>
+                <w:b w:val="false"/>
+                <w:bCs w:val="false"/>
+              </w:rPr>
+              <w:t xml:space="preserve">cards, tables, forms, the app shell (sidebar/topbar)</w:t>
+            </w:r>
+          </w:p>
+        </w:tc>
+        <w:tc>
+          <w:tcPr>
+            <w:tcW w:type="dxa" w:w="2600"/>
+            <w:tcBorders>
+              <w:top w:val="single" w:color="BBBBBB" w:sz="1"/>
+              <w:left w:val="single" w:color="BBBBBB" w:sz="1"/>
+              <w:bottom w:val="single" w:color="BBBBBB" w:sz="1"/>
+              <w:right w:val="single" w:color="BBBBBB" w:sz="1"/>
+            </w:tcBorders>
+            <w:tcMar>
+              <w:top w:type="dxa" w:w="80"/>
+              <w:left w:type="dxa" w:w="120"/>
+              <w:bottom w:type="dxa" w:w="80"/>
+              <w:right w:type="dxa" w:w="120"/>
+            </w:tcMar>
+            <w:vAlign w:val="center"/>
+          </w:tcPr>
+          <w:p>
+            <w:r>
+              <w:rPr>
+                <w:b w:val="false"/>
+                <w:bCs w:val="false"/>
+              </w:rPr>
+              <w:t xml:space="preserve">Yes — thin, built against the theme</w:t>
+            </w:r>
+          </w:p>
+        </w:tc>
+      </w:tr>
+      <w:tr>
+        <w:trPr>
+          <w:tblHeader w:val="false"/>
+        </w:trPr>
+        <w:tc>
+          <w:tcPr>
+            <w:tcW w:type="dxa" w:w="2400"/>
+            <w:tcBorders>
+              <w:top w:val="single" w:color="BBBBBB" w:sz="1"/>
+              <w:left w:val="single" w:color="BBBBBB" w:sz="1"/>
+              <w:bottom w:val="single" w:color="BBBBBB" w:sz="1"/>
+              <w:right w:val="single" w:color="BBBBBB" w:sz="1"/>
+            </w:tcBorders>
+            <w:tcMar>
+              <w:top w:type="dxa" w:w="80"/>
+              <w:left w:type="dxa" w:w="120"/>
+              <w:bottom w:type="dxa" w:w="80"/>
+              <w:right w:type="dxa" w:w="120"/>
+            </w:tcMar>
+            <w:vAlign w:val="center"/>
+          </w:tcPr>
+          <w:p>
+            <w:r>
+              <w:rPr>
+                <w:b w:val="false"/>
+                <w:bCs w:val="false"/>
+              </w:rPr>
+              <w:t xml:space="preserve">3. Theme tokens</w:t>
+            </w:r>
+          </w:p>
+        </w:tc>
+        <w:tc>
+          <w:tcPr>
+            <w:tcW w:type="dxa" w:w="4360"/>
+            <w:tcBorders>
+              <w:top w:val="single" w:color="BBBBBB" w:sz="1"/>
+              <w:left w:val="single" w:color="BBBBBB" w:sz="1"/>
+              <w:bottom w:val="single" w:color="BBBBBB" w:sz="1"/>
+              <w:right w:val="single" w:color="BBBBBB" w:sz="1"/>
+            </w:tcBorders>
+            <w:tcMar>
+              <w:top w:type="dxa" w:w="80"/>
+              <w:left w:type="dxa" w:w="120"/>
+              <w:bottom w:type="dxa" w:w="80"/>
+              <w:right w:type="dxa" w:w="120"/>
+            </w:tcMar>
+            <w:vAlign w:val="center"/>
+          </w:tcPr>
+          <w:p>
+            <w:r>
+              <w:rPr>
+                <w:b w:val="false"/>
+                <w:bCs w:val="false"/>
+              </w:rPr>
+              <w:t xml:space="preserve">CSS custom properties (colours, fonts, metrics), light/dark</w:t>
+            </w:r>
+          </w:p>
+        </w:tc>
+        <w:tc>
+          <w:tcPr>
+            <w:tcW w:type="dxa" w:w="2600"/>
+            <w:tcBorders>
+              <w:top w:val="single" w:color="BBBBBB" w:sz="1"/>
+              <w:left w:val="single" w:color="BBBBBB" w:sz="1"/>
+              <w:bottom w:val="single" w:color="BBBBBB" w:sz="1"/>
+              <w:right w:val="single" w:color="BBBBBB" w:sz="1"/>
+            </w:tcBorders>
+            <w:tcMar>
+              <w:top w:type="dxa" w:w="80"/>
+              <w:left w:type="dxa" w:w="120"/>
+              <w:bottom w:type="dxa" w:w="80"/>
+              <w:right w:type="dxa" w:w="120"/>
+            </w:tcMar>
+            <w:vAlign w:val="center"/>
+          </w:tcPr>
+          <w:p>
+            <w:r>
+              <w:rPr>
+                <w:b w:val="false"/>
+                <w:bCs w:val="false"/>
+              </w:rPr>
+              <w:t xml:space="preserve">Yes — this is “the theme”</w:t>
+            </w:r>
+          </w:p>
+        </w:tc>
+      </w:tr>
+    </w:tbl>
+    <w:p>
+      <w:pPr>
+        <w:spacing w:after="120"/>
+      </w:pPr>
+      <w:r>
+        <w:t xml:space="preserve"/>
+      </w:r>
+    </w:p>
+    <w:p>
+      <w:pPr>
+        <w:spacing w:after="120"/>
+      </w:pPr>
+      <w:r>
+        <w:rPr>
+          <w:b/>
+          <w:bCs/>
+          <w:i w:val="false"/>
+          <w:iCs w:val="false"/>
+        </w:rPr>
+        <w:t xml:space="preserve">Two levels of theme change: </w:t>
+      </w:r>
+      <w:r>
+        <w:t xml:space="preserve">(1) </w:t>
+      </w:r>
+      <w:r>
+        <w:rPr>
+          <w:b/>
+          <w:bCs/>
+          <w:i w:val="false"/>
+          <w:iCs w:val="false"/>
+        </w:rPr>
+        <w:t xml:space="preserve">re-skin</w:t>
+      </w:r>
+      <w:r>
+        <w:t xml:space="preserve"> within the same framework (colours, brand, density, light/dark) — edit only the Layer-3 token file; runtime-switchable. (2) </w:t>
+      </w:r>
+      <w:r>
+        <w:rPr>
+          <w:b/>
+          <w:bCs/>
+          <w:i w:val="false"/>
+          <w:iCs w:val="false"/>
+        </w:rPr>
+        <w:t xml:space="preserve">full template/framework swap</w:t>
+      </w:r>
+      <w:r>
+        <w:t xml:space="preserve"> — replace Layers 2 and 3 only; the data/logic layer is untouched, so it is a presentation-only job, never a rewrite. Discipline that makes this hold: no business logic in presentational components, and no hardcoded brand colours — always via a token.</w:t>
+      </w:r>
+    </w:p>
+    <w:p>
+      <w:pPr>
+        <w:spacing w:after="120"/>
+      </w:pPr>
+      <w:r>
+        <w:rPr>
+          <w:b/>
+          <w:bCs/>
+          <w:i w:val="false"/>
+          <w:iCs w:val="false"/>
+        </w:rPr>
+        <w:t xml:space="preserve">v1 stack decision: </w:t>
+      </w:r>
+      <w:r>
+        <w:t xml:space="preserve">Vite + React + Bootstrap 5 (visual reference: a BootstrapMade admin dashboard theme), Bootstrap Icons, and ApexCharts for trends; light/dark switchable from day one. </w:t>
+      </w:r>
+      <w:r>
+        <w:rPr>
+          <w:b/>
+          <w:bCs/>
+          <w:i w:val="false"/>
+          <w:iCs w:val="false"/>
+        </w:rPr>
+        <w:t xml:space="preserve">Note — licensing: </w:t>
+      </w:r>
+      <w:r>
+        <w:t xml:space="preserve">a commercial template license is required before shipping a sold product with the theme embedded in firmware.</w:t>
       </w:r>
     </w:p>
     <w:p>
@@ -1061,7 +1859,806 @@
         <w:pStyle w:val="Heading1"/>
       </w:pPr>
       <w:r>
-        <w:t xml:space="preserve">6. Hardware Principle</w:t>
+        <w:t xml:space="preserve">6. Market Differentiation</w:t>
+      </w:r>
+    </w:p>
+    <w:p>
+      <w:pPr>
+        <w:spacing w:after="120"/>
+      </w:pPr>
+      <w:r>
+        <w:t xml:space="preserve">Derived from a competitive scan of the small embedded-Linux / RPi industrial-controller category, the software-defined-PLC trend, the IIoT/AIoT gateway segment, and the energy-DCU / DLMS market. The finding: every segment holds </w:t>
+      </w:r>
+      <w:r>
+        <w:rPr>
+          <w:b/>
+          <w:bCs/>
+          <w:i w:val="false"/>
+          <w:iCs w:val="false"/>
+        </w:rPr>
+        <w:t xml:space="preserve">one piece</w:t>
+      </w:r>
+      <w:r>
+        <w:t xml:space="preserve"> of this product, but no incumbent holds the combination — and several are structurally prevented from offering it.</w:t>
+      </w:r>
+    </w:p>
+    <w:p>
+      <w:pPr>
+        <w:pStyle w:val="Heading2"/>
+      </w:pPr>
+      <w:r>
+        <w:t xml:space="preserve">6.1 The White Space</w:t>
+      </w:r>
+    </w:p>
+    <w:tbl>
+      <w:tblPr>
+        <w:tblW w:type="dxa" w:w="9360"/>
+        <w:tblBorders>
+          <w:top w:val="single" w:color="auto" w:sz="4"/>
+          <w:left w:val="single" w:color="auto" w:sz="4"/>
+          <w:bottom w:val="single" w:color="auto" w:sz="4"/>
+          <w:right w:val="single" w:color="auto" w:sz="4"/>
+          <w:insideH w:val="single" w:color="auto" w:sz="4"/>
+          <w:insideV w:val="single" w:color="auto" w:sz="4"/>
+        </w:tblBorders>
+      </w:tblPr>
+      <w:tblGrid>
+        <w:gridCol w:w="2100"/>
+        <w:gridCol w:w="3300"/>
+        <w:gridCol w:w="3960"/>
+      </w:tblGrid>
+      <w:tr>
+        <w:trPr>
+          <w:tblHeader/>
+        </w:trPr>
+        <w:tc>
+          <w:tcPr>
+            <w:tcW w:type="dxa" w:w="2100"/>
+            <w:tcBorders>
+              <w:top w:val="single" w:color="BBBBBB" w:sz="1"/>
+              <w:left w:val="single" w:color="BBBBBB" w:sz="1"/>
+              <w:bottom w:val="single" w:color="BBBBBB" w:sz="1"/>
+              <w:right w:val="single" w:color="BBBBBB" w:sz="1"/>
+            </w:tcBorders>
+            <w:shd w:fill="D5E8F0" w:val="clear"/>
+            <w:tcMar>
+              <w:top w:type="dxa" w:w="80"/>
+              <w:left w:type="dxa" w:w="120"/>
+              <w:bottom w:type="dxa" w:w="80"/>
+              <w:right w:type="dxa" w:w="120"/>
+            </w:tcMar>
+            <w:vAlign w:val="center"/>
+          </w:tcPr>
+          <w:p>
+            <w:r>
+              <w:rPr>
+                <w:b/>
+                <w:bCs/>
+              </w:rPr>
+              <w:t xml:space="preserve">Segment</w:t>
+            </w:r>
+          </w:p>
+        </w:tc>
+        <w:tc>
+          <w:tcPr>
+            <w:tcW w:type="dxa" w:w="3300"/>
+            <w:tcBorders>
+              <w:top w:val="single" w:color="BBBBBB" w:sz="1"/>
+              <w:left w:val="single" w:color="BBBBBB" w:sz="1"/>
+              <w:bottom w:val="single" w:color="BBBBBB" w:sz="1"/>
+              <w:right w:val="single" w:color="BBBBBB" w:sz="1"/>
+            </w:tcBorders>
+            <w:shd w:fill="D5E8F0" w:val="clear"/>
+            <w:tcMar>
+              <w:top w:type="dxa" w:w="80"/>
+              <w:left w:type="dxa" w:w="120"/>
+              <w:bottom w:type="dxa" w:w="80"/>
+              <w:right w:type="dxa" w:w="120"/>
+            </w:tcMar>
+            <w:vAlign w:val="center"/>
+          </w:tcPr>
+          <w:p>
+            <w:r>
+              <w:rPr>
+                <w:b/>
+                <w:bCs/>
+              </w:rPr>
+              <w:t xml:space="preserve">Who is there</w:t>
+            </w:r>
+          </w:p>
+        </w:tc>
+        <w:tc>
+          <w:tcPr>
+            <w:tcW w:type="dxa" w:w="3960"/>
+            <w:tcBorders>
+              <w:top w:val="single" w:color="BBBBBB" w:sz="1"/>
+              <w:left w:val="single" w:color="BBBBBB" w:sz="1"/>
+              <w:bottom w:val="single" w:color="BBBBBB" w:sz="1"/>
+              <w:right w:val="single" w:color="BBBBBB" w:sz="1"/>
+            </w:tcBorders>
+            <w:shd w:fill="D5E8F0" w:val="clear"/>
+            <w:tcMar>
+              <w:top w:type="dxa" w:w="80"/>
+              <w:left w:type="dxa" w:w="120"/>
+              <w:bottom w:type="dxa" w:w="80"/>
+              <w:right w:type="dxa" w:w="120"/>
+            </w:tcMar>
+            <w:vAlign w:val="center"/>
+          </w:tcPr>
+          <w:p>
+            <w:r>
+              <w:rPr>
+                <w:b/>
+                <w:bCs/>
+              </w:rPr>
+              <w:t xml:space="preserve">What they leave open</w:t>
+            </w:r>
+          </w:p>
+        </w:tc>
+      </w:tr>
+      <w:tr>
+        <w:trPr>
+          <w:tblHeader w:val="false"/>
+        </w:trPr>
+        <w:tc>
+          <w:tcPr>
+            <w:tcW w:type="dxa" w:w="2100"/>
+            <w:tcBorders>
+              <w:top w:val="single" w:color="BBBBBB" w:sz="1"/>
+              <w:left w:val="single" w:color="BBBBBB" w:sz="1"/>
+              <w:bottom w:val="single" w:color="BBBBBB" w:sz="1"/>
+              <w:right w:val="single" w:color="BBBBBB" w:sz="1"/>
+            </w:tcBorders>
+            <w:tcMar>
+              <w:top w:type="dxa" w:w="80"/>
+              <w:left w:type="dxa" w:w="120"/>
+              <w:bottom w:type="dxa" w:w="80"/>
+              <w:right w:type="dxa" w:w="120"/>
+            </w:tcMar>
+            <w:vAlign w:val="center"/>
+          </w:tcPr>
+          <w:p>
+            <w:r>
+              <w:rPr>
+                <w:b w:val="false"/>
+                <w:bCs w:val="false"/>
+              </w:rPr>
+              <w:t xml:space="preserve">RPi industrial PLCs</w:t>
+            </w:r>
+          </w:p>
+        </w:tc>
+        <w:tc>
+          <w:tcPr>
+            <w:tcW w:type="dxa" w:w="3300"/>
+            <w:tcBorders>
+              <w:top w:val="single" w:color="BBBBBB" w:sz="1"/>
+              <w:left w:val="single" w:color="BBBBBB" w:sz="1"/>
+              <w:bottom w:val="single" w:color="BBBBBB" w:sz="1"/>
+              <w:right w:val="single" w:color="BBBBBB" w:sz="1"/>
+            </w:tcBorders>
+            <w:tcMar>
+              <w:top w:type="dxa" w:w="80"/>
+              <w:left w:type="dxa" w:w="120"/>
+              <w:bottom w:type="dxa" w:w="80"/>
+              <w:right w:type="dxa" w:w="120"/>
+            </w:tcMar>
+            <w:vAlign w:val="center"/>
+          </w:tcPr>
+          <w:p>
+            <w:r>
+              <w:rPr>
+                <w:b w:val="false"/>
+                <w:bCs w:val="false"/>
+              </w:rPr>
+              <w:t xml:space="preserve">RevPi, UniPi, Industrial Shields, Seeed</w:t>
+            </w:r>
+          </w:p>
+        </w:tc>
+        <w:tc>
+          <w:tcPr>
+            <w:tcW w:type="dxa" w:w="3960"/>
+            <w:tcBorders>
+              <w:top w:val="single" w:color="BBBBBB" w:sz="1"/>
+              <w:left w:val="single" w:color="BBBBBB" w:sz="1"/>
+              <w:bottom w:val="single" w:color="BBBBBB" w:sz="1"/>
+              <w:right w:val="single" w:color="BBBBBB" w:sz="1"/>
+            </w:tcBorders>
+            <w:tcMar>
+              <w:top w:type="dxa" w:w="80"/>
+              <w:left w:type="dxa" w:w="120"/>
+              <w:bottom w:type="dxa" w:w="80"/>
+              <w:right w:type="dxa" w:w="120"/>
+            </w:tcMar>
+            <w:vAlign w:val="center"/>
+          </w:tcPr>
+          <w:p>
+            <w:r>
+              <w:rPr>
+                <w:b w:val="false"/>
+                <w:bCs w:val="false"/>
+              </w:rPr>
+              <w:t xml:space="preserve">No integrated touchscreen + web PLC IDE; no true config-selectable persona; no DLMS</w:t>
+            </w:r>
+          </w:p>
+        </w:tc>
+      </w:tr>
+      <w:tr>
+        <w:trPr>
+          <w:tblHeader w:val="false"/>
+        </w:trPr>
+        <w:tc>
+          <w:tcPr>
+            <w:tcW w:type="dxa" w:w="2100"/>
+            <w:tcBorders>
+              <w:top w:val="single" w:color="BBBBBB" w:sz="1"/>
+              <w:left w:val="single" w:color="BBBBBB" w:sz="1"/>
+              <w:bottom w:val="single" w:color="BBBBBB" w:sz="1"/>
+              <w:right w:val="single" w:color="BBBBBB" w:sz="1"/>
+            </w:tcBorders>
+            <w:tcMar>
+              <w:top w:type="dxa" w:w="80"/>
+              <w:left w:type="dxa" w:w="120"/>
+              <w:bottom w:type="dxa" w:w="80"/>
+              <w:right w:type="dxa" w:w="120"/>
+            </w:tcMar>
+            <w:vAlign w:val="center"/>
+          </w:tcPr>
+          <w:p>
+            <w:r>
+              <w:rPr>
+                <w:b w:val="false"/>
+                <w:bCs w:val="false"/>
+              </w:rPr>
+              <w:t xml:space="preserve">Software-defined PLC</w:t>
+            </w:r>
+          </w:p>
+        </w:tc>
+        <w:tc>
+          <w:tcPr>
+            <w:tcW w:type="dxa" w:w="3300"/>
+            <w:tcBorders>
+              <w:top w:val="single" w:color="BBBBBB" w:sz="1"/>
+              <w:left w:val="single" w:color="BBBBBB" w:sz="1"/>
+              <w:bottom w:val="single" w:color="BBBBBB" w:sz="1"/>
+              <w:right w:val="single" w:color="BBBBBB" w:sz="1"/>
+            </w:tcBorders>
+            <w:tcMar>
+              <w:top w:type="dxa" w:w="80"/>
+              <w:left w:type="dxa" w:w="120"/>
+              <w:bottom w:type="dxa" w:w="80"/>
+              <w:right w:type="dxa" w:w="120"/>
+            </w:tcMar>
+            <w:vAlign w:val="center"/>
+          </w:tcPr>
+          <w:p>
+            <w:r>
+              <w:rPr>
+                <w:b w:val="false"/>
+                <w:bCs w:val="false"/>
+              </w:rPr>
+              <w:t xml:space="preserve">Siemens S7-1500V, CODESYS Virtual, Bosch ctrlX, Beckhoff</w:t>
+            </w:r>
+          </w:p>
+        </w:tc>
+        <w:tc>
+          <w:tcPr>
+            <w:tcW w:type="dxa" w:w="3960"/>
+            <w:tcBorders>
+              <w:top w:val="single" w:color="BBBBBB" w:sz="1"/>
+              <w:left w:val="single" w:color="BBBBBB" w:sz="1"/>
+              <w:bottom w:val="single" w:color="BBBBBB" w:sz="1"/>
+              <w:right w:val="single" w:color="BBBBBB" w:sz="1"/>
+            </w:tcBorders>
+            <w:tcMar>
+              <w:top w:type="dxa" w:w="80"/>
+              <w:left w:type="dxa" w:w="120"/>
+              <w:bottom w:type="dxa" w:w="80"/>
+              <w:right w:type="dxa" w:w="120"/>
+            </w:tcMar>
+            <w:vAlign w:val="center"/>
+          </w:tcPr>
+          <w:p>
+            <w:r>
+              <w:rPr>
+                <w:b w:val="false"/>
+                <w:bCs w:val="false"/>
+              </w:rPr>
+              <w:t xml:space="preserve">Enterprise / IT-server priced; “software defines function” but on costly iron, not cheap edge</w:t>
+            </w:r>
+          </w:p>
+        </w:tc>
+      </w:tr>
+      <w:tr>
+        <w:trPr>
+          <w:tblHeader w:val="false"/>
+        </w:trPr>
+        <w:tc>
+          <w:tcPr>
+            <w:tcW w:type="dxa" w:w="2100"/>
+            <w:tcBorders>
+              <w:top w:val="single" w:color="BBBBBB" w:sz="1"/>
+              <w:left w:val="single" w:color="BBBBBB" w:sz="1"/>
+              <w:bottom w:val="single" w:color="BBBBBB" w:sz="1"/>
+              <w:right w:val="single" w:color="BBBBBB" w:sz="1"/>
+            </w:tcBorders>
+            <w:tcMar>
+              <w:top w:type="dxa" w:w="80"/>
+              <w:left w:type="dxa" w:w="120"/>
+              <w:bottom w:type="dxa" w:w="80"/>
+              <w:right w:type="dxa" w:w="120"/>
+            </w:tcMar>
+            <w:vAlign w:val="center"/>
+          </w:tcPr>
+          <w:p>
+            <w:r>
+              <w:rPr>
+                <w:b w:val="false"/>
+                <w:bCs w:val="false"/>
+              </w:rPr>
+              <w:t xml:space="preserve">IIoT / AIoT gateways</w:t>
+            </w:r>
+          </w:p>
+        </w:tc>
+        <w:tc>
+          <w:tcPr>
+            <w:tcW w:type="dxa" w:w="3300"/>
+            <w:tcBorders>
+              <w:top w:val="single" w:color="BBBBBB" w:sz="1"/>
+              <w:left w:val="single" w:color="BBBBBB" w:sz="1"/>
+              <w:bottom w:val="single" w:color="BBBBBB" w:sz="1"/>
+              <w:right w:val="single" w:color="BBBBBB" w:sz="1"/>
+            </w:tcBorders>
+            <w:tcMar>
+              <w:top w:type="dxa" w:w="80"/>
+              <w:left w:type="dxa" w:w="120"/>
+              <w:bottom w:type="dxa" w:w="80"/>
+              <w:right w:type="dxa" w:w="120"/>
+            </w:tcMar>
+            <w:vAlign w:val="center"/>
+          </w:tcPr>
+          <w:p>
+            <w:r>
+              <w:rPr>
+                <w:b w:val="false"/>
+                <w:bCs w:val="false"/>
+              </w:rPr>
+              <w:t xml:space="preserve">Advantech, Moxa, Teltonika, Sierra</w:t>
+            </w:r>
+          </w:p>
+        </w:tc>
+        <w:tc>
+          <w:tcPr>
+            <w:tcW w:type="dxa" w:w="3960"/>
+            <w:tcBorders>
+              <w:top w:val="single" w:color="BBBBBB" w:sz="1"/>
+              <w:left w:val="single" w:color="BBBBBB" w:sz="1"/>
+              <w:bottom w:val="single" w:color="BBBBBB" w:sz="1"/>
+              <w:right w:val="single" w:color="BBBBBB" w:sz="1"/>
+            </w:tcBorders>
+            <w:tcMar>
+              <w:top w:type="dxa" w:w="80"/>
+              <w:left w:type="dxa" w:w="120"/>
+              <w:bottom w:type="dxa" w:w="80"/>
+              <w:right w:type="dxa" w:w="120"/>
+            </w:tcMar>
+            <w:vAlign w:val="center"/>
+          </w:tcPr>
+          <w:p>
+            <w:r>
+              <w:rPr>
+                <w:b w:val="false"/>
+                <w:bCs w:val="false"/>
+              </w:rPr>
+              <w:t xml:space="preserve">“Programmable,” not role-redefinable — you write the app; the device role is fixed</w:t>
+            </w:r>
+          </w:p>
+        </w:tc>
+      </w:tr>
+      <w:tr>
+        <w:trPr>
+          <w:tblHeader w:val="false"/>
+        </w:trPr>
+        <w:tc>
+          <w:tcPr>
+            <w:tcW w:type="dxa" w:w="2100"/>
+            <w:tcBorders>
+              <w:top w:val="single" w:color="BBBBBB" w:sz="1"/>
+              <w:left w:val="single" w:color="BBBBBB" w:sz="1"/>
+              <w:bottom w:val="single" w:color="BBBBBB" w:sz="1"/>
+              <w:right w:val="single" w:color="BBBBBB" w:sz="1"/>
+            </w:tcBorders>
+            <w:tcMar>
+              <w:top w:type="dxa" w:w="80"/>
+              <w:left w:type="dxa" w:w="120"/>
+              <w:bottom w:type="dxa" w:w="80"/>
+              <w:right w:type="dxa" w:w="120"/>
+            </w:tcMar>
+            <w:vAlign w:val="center"/>
+          </w:tcPr>
+          <w:p>
+            <w:r>
+              <w:rPr>
+                <w:b w:val="false"/>
+                <w:bCs w:val="false"/>
+              </w:rPr>
+              <w:t xml:space="preserve">Edge data brokers</w:t>
+            </w:r>
+          </w:p>
+        </w:tc>
+        <w:tc>
+          <w:tcPr>
+            <w:tcW w:type="dxa" w:w="3300"/>
+            <w:tcBorders>
+              <w:top w:val="single" w:color="BBBBBB" w:sz="1"/>
+              <w:left w:val="single" w:color="BBBBBB" w:sz="1"/>
+              <w:bottom w:val="single" w:color="BBBBBB" w:sz="1"/>
+              <w:right w:val="single" w:color="BBBBBB" w:sz="1"/>
+            </w:tcBorders>
+            <w:tcMar>
+              <w:top w:type="dxa" w:w="80"/>
+              <w:left w:type="dxa" w:w="120"/>
+              <w:bottom w:type="dxa" w:w="80"/>
+              <w:right w:type="dxa" w:w="120"/>
+            </w:tcMar>
+            <w:vAlign w:val="center"/>
+          </w:tcPr>
+          <w:p>
+            <w:r>
+              <w:rPr>
+                <w:b w:val="false"/>
+                <w:bCs w:val="false"/>
+              </w:rPr>
+              <w:t xml:space="preserve">Omron DX1 (Data Flow Controller)</w:t>
+            </w:r>
+          </w:p>
+        </w:tc>
+        <w:tc>
+          <w:tcPr>
+            <w:tcW w:type="dxa" w:w="3960"/>
+            <w:tcBorders>
+              <w:top w:val="single" w:color="BBBBBB" w:sz="1"/>
+              <w:left w:val="single" w:color="BBBBBB" w:sz="1"/>
+              <w:bottom w:val="single" w:color="BBBBBB" w:sz="1"/>
+              <w:right w:val="single" w:color="BBBBBB" w:sz="1"/>
+            </w:tcBorders>
+            <w:tcMar>
+              <w:top w:type="dxa" w:w="80"/>
+              <w:left w:type="dxa" w:w="120"/>
+              <w:bottom w:type="dxa" w:w="80"/>
+              <w:right w:type="dxa" w:w="120"/>
+            </w:tcMar>
+            <w:vAlign w:val="center"/>
+          </w:tcPr>
+          <w:p>
+            <w:r>
+              <w:rPr>
+                <w:b w:val="false"/>
+                <w:bCs w:val="false"/>
+              </w:rPr>
+              <w:t xml:space="preserve">Validates the data-broker half, but: no control logic, no local HMI, no config-selectable persona, no DLMS; mid-tier appliance cost</w:t>
+            </w:r>
+          </w:p>
+        </w:tc>
+      </w:tr>
+      <w:tr>
+        <w:trPr>
+          <w:tblHeader w:val="false"/>
+        </w:trPr>
+        <w:tc>
+          <w:tcPr>
+            <w:tcW w:type="dxa" w:w="2100"/>
+            <w:tcBorders>
+              <w:top w:val="single" w:color="BBBBBB" w:sz="1"/>
+              <w:left w:val="single" w:color="BBBBBB" w:sz="1"/>
+              <w:bottom w:val="single" w:color="BBBBBB" w:sz="1"/>
+              <w:right w:val="single" w:color="BBBBBB" w:sz="1"/>
+            </w:tcBorders>
+            <w:tcMar>
+              <w:top w:type="dxa" w:w="80"/>
+              <w:left w:type="dxa" w:w="120"/>
+              <w:bottom w:type="dxa" w:w="80"/>
+              <w:right w:type="dxa" w:w="120"/>
+            </w:tcMar>
+            <w:vAlign w:val="center"/>
+          </w:tcPr>
+          <w:p>
+            <w:r>
+              <w:rPr>
+                <w:b w:val="false"/>
+                <w:bCs w:val="false"/>
+              </w:rPr>
+              <w:t xml:space="preserve">Energy DCU / DLMS</w:t>
+            </w:r>
+          </w:p>
+        </w:tc>
+        <w:tc>
+          <w:tcPr>
+            <w:tcW w:type="dxa" w:w="3300"/>
+            <w:tcBorders>
+              <w:top w:val="single" w:color="BBBBBB" w:sz="1"/>
+              <w:left w:val="single" w:color="BBBBBB" w:sz="1"/>
+              <w:bottom w:val="single" w:color="BBBBBB" w:sz="1"/>
+              <w:right w:val="single" w:color="BBBBBB" w:sz="1"/>
+            </w:tcBorders>
+            <w:tcMar>
+              <w:top w:type="dxa" w:w="80"/>
+              <w:left w:type="dxa" w:w="120"/>
+              <w:bottom w:type="dxa" w:w="80"/>
+              <w:right w:type="dxa" w:w="120"/>
+            </w:tcMar>
+            <w:vAlign w:val="center"/>
+          </w:tcPr>
+          <w:p>
+            <w:r>
+              <w:rPr>
+                <w:b w:val="false"/>
+                <w:bCs w:val="false"/>
+              </w:rPr>
+              <w:t xml:space="preserve">Landis+Gyr, Itron, Genus, Secure</w:t>
+            </w:r>
+          </w:p>
+        </w:tc>
+        <w:tc>
+          <w:tcPr>
+            <w:tcW w:type="dxa" w:w="3960"/>
+            <w:tcBorders>
+              <w:top w:val="single" w:color="BBBBBB" w:sz="1"/>
+              <w:left w:val="single" w:color="BBBBBB" w:sz="1"/>
+              <w:bottom w:val="single" w:color="BBBBBB" w:sz="1"/>
+              <w:right w:val="single" w:color="BBBBBB" w:sz="1"/>
+            </w:tcBorders>
+            <w:tcMar>
+              <w:top w:type="dxa" w:w="80"/>
+              <w:left w:type="dxa" w:w="120"/>
+              <w:bottom w:type="dxa" w:w="80"/>
+              <w:right w:type="dxa" w:w="120"/>
+            </w:tcMar>
+            <w:vAlign w:val="center"/>
+          </w:tcPr>
+          <w:p>
+            <w:r>
+              <w:rPr>
+                <w:b w:val="false"/>
+                <w:bCs w:val="false"/>
+              </w:rPr>
+              <w:t xml:space="preserve">Expensive, single-purpose, vendor-locked appliances; DLMS almost absent from general edge boxes</w:t>
+            </w:r>
+          </w:p>
+        </w:tc>
+      </w:tr>
+    </w:tbl>
+    <w:p>
+      <w:pPr>
+        <w:spacing w:after="120"/>
+      </w:pPr>
+      <w:r>
+        <w:rPr>
+          <w:b/>
+          <w:bCs/>
+          <w:i w:val="false"/>
+          <w:iCs w:val="false"/>
+        </w:rPr>
+        <w:t xml:space="preserve">Closest single analog — Omron DX1: </w:t>
+      </w:r>
+      <w:r>
+        <w:t xml:space="preserve">launched 2024, it runs a browser-based no-code data-flow runtime (SpeeDBee Synapse) over an internal time-series store that drivers feed and northbound connectors drain — conceptually adjacent to this product’s tag pool. It deliberately omits the three things that make this product distinct: real PLC control logic, a local touchscreen HMI, and config-selectable personas (including a DLMS energy DCU). Useful anti-positioning: “DX1 </w:t>
+      </w:r>
+      <w:r>
+        <w:rPr>
+          <w:b w:val="false"/>
+          <w:bCs w:val="false"/>
+          <w:i/>
+          <w:iCs/>
+        </w:rPr>
+        <w:t xml:space="preserve">moves</w:t>
+      </w:r>
+      <w:r>
+        <w:t xml:space="preserve"> your data; FlexiDon iX </w:t>
+      </w:r>
+      <w:r>
+        <w:rPr>
+          <w:b w:val="false"/>
+          <w:bCs w:val="false"/>
+          <w:i/>
+          <w:iCs/>
+        </w:rPr>
+        <w:t xml:space="preserve">is</w:t>
+      </w:r>
+      <w:r>
+        <w:t xml:space="preserve"> the controller, the HMI, and the concentrator — configurable per deployment, at a fraction of the hardware cost.”</w:t>
+      </w:r>
+    </w:p>
+    <w:p>
+      <w:pPr>
+        <w:spacing w:after="120"/>
+      </w:pPr>
+      <w:r>
+        <w:t xml:space="preserve"/>
+      </w:r>
+    </w:p>
+    <w:p>
+      <w:pPr>
+        <w:spacing w:after="120"/>
+      </w:pPr>
+      <w:r>
+        <w:rPr>
+          <w:b/>
+          <w:bCs/>
+          <w:i w:val="false"/>
+          <w:iCs w:val="false"/>
+        </w:rPr>
+        <w:t xml:space="preserve">The gap is the intersection: </w:t>
+      </w:r>
+      <w:r>
+        <w:t xml:space="preserve">cheap edge hardware + config-selectable persona (PLC / DCU / gateway) + native DLMS + on-device tag bus (UNS) + local HMI + browser-based programming. Each incumbent has one of these; none has all.</w:t>
+      </w:r>
+    </w:p>
+    <w:p>
+      <w:pPr>
+        <w:pStyle w:val="Heading2"/>
+      </w:pPr>
+      <w:r>
+        <w:t xml:space="preserve">6.2 Defensible Differentiators (ranked)</w:t>
+      </w:r>
+    </w:p>
+    <w:p>
+      <w:pPr>
+        <w:pStyle w:val="ListParagraph"/>
+        <w:numPr>
+          <w:ilvl w:val="0"/>
+          <w:numId w:val="2"/>
+        </w:numPr>
+        <w:spacing w:after="60"/>
+      </w:pPr>
+      <w:r>
+        <w:rPr>
+          <w:b/>
+          <w:bCs/>
+          <w:i w:val="false"/>
+          <w:iCs w:val="false"/>
+        </w:rPr>
+        <w:t xml:space="preserve">Persona-by-configuration, not by re-programming. </w:t>
+      </w:r>
+      <w:r>
+        <w:t xml:space="preserve">The incumbents sell a runtime to program; this sells a role to choose. “PLC + gateway + edge” is marketing flexibility for them, not a runtime mode switch. The seam architecture makes it real. This is the headline.</w:t>
+      </w:r>
+    </w:p>
+    <w:p>
+      <w:pPr>
+        <w:pStyle w:val="ListParagraph"/>
+        <w:numPr>
+          <w:ilvl w:val="0"/>
+          <w:numId w:val="2"/>
+        </w:numPr>
+        <w:spacing w:after="60"/>
+      </w:pPr>
+      <w:r>
+        <w:rPr>
+          <w:b/>
+          <w:bCs/>
+          <w:i w:val="false"/>
+          <w:iCs w:val="false"/>
+        </w:rPr>
+        <w:t xml:space="preserve">The tag pool is a built-in Unified Namespace. </w:t>
+      </w:r>
+      <w:r>
+        <w:t xml:space="preserve">UNS + MQTT Sparkplug B is the dominant IIoT pattern of 2025–2026 (and the emerging i3X standard). “One internal model every protocol and app reads/writes” is exactly the register pool — a UNS built without naming it. Naming it and adding Sparkplug B north-bound plugs straight into customers’ existing UNS.</w:t>
+      </w:r>
+    </w:p>
+    <w:p>
+      <w:pPr>
+        <w:pStyle w:val="ListParagraph"/>
+        <w:numPr>
+          <w:ilvl w:val="0"/>
+          <w:numId w:val="2"/>
+        </w:numPr>
+        <w:spacing w:after="60"/>
+      </w:pPr>
+      <w:r>
+        <w:rPr>
+          <w:b/>
+          <w:bCs/>
+          <w:i w:val="false"/>
+          <w:iCs w:val="false"/>
+        </w:rPr>
+        <w:t xml:space="preserve">Native DLMS/COSEM at cheap-edge price. </w:t>
+      </w:r>
+      <w:r>
+        <w:t xml:space="preserve">Pi-class silicon runs Gurux DLMS comfortably, yet energy DCUs are expensive vendor-locked appliances and general edge boxes skip DLMS entirely. Breaking DCU/HES vendor lock-in — so operators are not captive to one meter vendor — is near-empty space.</w:t>
+      </w:r>
+    </w:p>
+    <w:p>
+      <w:pPr>
+        <w:pStyle w:val="ListParagraph"/>
+        <w:numPr>
+          <w:ilvl w:val="0"/>
+          <w:numId w:val="2"/>
+        </w:numPr>
+        <w:spacing w:after="60"/>
+      </w:pPr>
+      <w:r>
+        <w:rPr>
+          <w:b/>
+          <w:bCs/>
+          <w:i w:val="false"/>
+          <w:iCs w:val="false"/>
+        </w:rPr>
+        <w:t xml:space="preserve">Integrated web PLC programming + on-device touchscreen HMI. </w:t>
+      </w:r>
+      <w:r>
+        <w:t xml:space="preserve">Rare to unserved: CODESYS is a great IDE but desktop/licensed with no screen; OpenPLC is web-based but has no display; Seeed has the screen but leans on Node-RED. Combining both in one unit is differentiated.</w:t>
+      </w:r>
+    </w:p>
+    <w:p>
+      <w:pPr>
+        <w:pStyle w:val="Heading2"/>
+      </w:pPr>
+      <w:r>
+        <w:t xml:space="preserve">6.3 Positioning Statement</w:t>
+      </w:r>
+    </w:p>
+    <w:p>
+      <w:pPr>
+        <w:pBdr>
+          <w:left w:val="single" w:color="2E75B6" w:sz="18" w:space="12"/>
+        </w:pBdr>
+        <w:spacing w:after="160" w:before="80"/>
+        <w:ind w:left="360" w:right="360"/>
+      </w:pPr>
+      <w:r>
+        <w:rPr>
+          <w:i/>
+          <w:iCs/>
+          <w:color w:val="1F3864"/>
+          <w:sz w:val="24"/>
+          <w:szCs w:val="24"/>
+        </w:rPr>
+        <w:t xml:space="preserve">A single low-cost edge device that becomes a PLC, an energy data-concentrator, or an IoT gateway by configuration alone — with a built-in Unified Namespace, native DLMS, local touchscreen HMI, and browser-based programming. Three locked products from the incumbents, collapsed into one open, config-defined SKU.</w:t>
+      </w:r>
+    </w:p>
+    <w:p>
+      <w:pPr>
+        <w:spacing w:after="120"/>
+      </w:pPr>
+      <w:r>
+        <w:rPr>
+          <w:b/>
+          <w:bCs/>
+          <w:i w:val="false"/>
+          <w:iCs w:val="false"/>
+        </w:rPr>
+        <w:t xml:space="preserve">The pain it kills: </w:t>
+      </w:r>
+      <w:r>
+        <w:t xml:space="preserve">integration spaghetti (a large share of OT data trapped in silos), three separate procurement lines, and vendor lock-in — none of which incumbents can solve without cannibalising their own business model.</w:t>
+      </w:r>
+    </w:p>
+    <w:p>
+      <w:pPr>
+        <w:pStyle w:val="Heading2"/>
+      </w:pPr>
+      <w:r>
+        <w:t xml:space="preserve">6.4 Honest Caveats (where not to over-claim)</w:t>
+      </w:r>
+    </w:p>
+    <w:p>
+      <w:pPr>
+        <w:spacing w:after="120"/>
+      </w:pPr>
+      <w:r>
+        <w:t xml:space="preserve">RPi-class hardware plus this stack targets the </w:t>
+      </w:r>
+      <w:r>
+        <w:rPr>
+          <w:b/>
+          <w:bCs/>
+          <w:i w:val="false"/>
+          <w:iCs w:val="false"/>
+        </w:rPr>
+        <w:t xml:space="preserve">cheap, flexible, data-centric</w:t>
+      </w:r>
+      <w:r>
+        <w:t xml:space="preserve"> edge. The product should not, yet, claim parity with safety/heavy-duty incumbents on:</w:t>
       </w:r>
     </w:p>
     <w:p>
@@ -1077,11 +2674,13 @@
         <w:rPr>
           <w:b/>
           <w:bCs/>
-        </w:rPr>
-        <w:t xml:space="preserve">Hardware does not constrain the design. </w:t>
-      </w:r>
-      <w:r>
-        <w:t xml:space="preserve">Design for the target product; size the hardware (RAM, storage, cores) to the architecture — not the reverse.</w:t>
+          <w:i w:val="false"/>
+          <w:iCs w:val="false"/>
+        </w:rPr>
+        <w:t xml:space="preserve">Functional-safety certification </w:t>
+      </w:r>
+      <w:r>
+        <w:t xml:space="preserve">(SIL / IEC 61508).</w:t>
       </w:r>
     </w:p>
     <w:p>
@@ -1097,11 +2696,10 @@
         <w:rPr>
           <w:b/>
           <w:bCs/>
-        </w:rPr>
-        <w:t xml:space="preserve">The Raspberry Pi is a proof-of-concept only, </w:t>
-      </w:r>
-      <w:r>
-        <w:t xml:space="preserve">implementing a minimal slice (one concrete plugin per seam) to prove the contracts work.</w:t>
+          <w:i w:val="false"/>
+          <w:iCs w:val="false"/>
+        </w:rPr>
+        <w:t xml:space="preserve">Hard real-time / motion control.</w:t>
       </w:r>
     </w:p>
     <w:p>
@@ -1114,7 +2712,13 @@
         <w:spacing w:after="60"/>
       </w:pPr>
       <w:r>
-        <w:t xml:space="preserve">Final product hardware will be specified as needed, with no compromise.</w:t>
+        <w:rPr>
+          <w:b/>
+          <w:bCs/>
+          <w:i w:val="false"/>
+          <w:iCs w:val="false"/>
+        </w:rPr>
+        <w:t xml:space="preserve">Redundancy / failover.</w:t>
       </w:r>
     </w:p>
     <w:p>
@@ -1130,6 +2734,135 @@
         <w:rPr>
           <w:b/>
           <w:bCs/>
+          <w:i w:val="false"/>
+          <w:iCs w:val="false"/>
+        </w:rPr>
+        <w:t xml:space="preserve">24/7 industrial-grade support and long-term lifecycle guarantees.</w:t>
+      </w:r>
+    </w:p>
+    <w:p>
+      <w:pPr>
+        <w:pStyle w:val="Heading2"/>
+      </w:pPr>
+      <w:r>
+        <w:t xml:space="preserve">6.5 Vocabulary to Align With</w:t>
+      </w:r>
+    </w:p>
+    <w:p>
+      <w:pPr>
+        <w:spacing w:after="120"/>
+      </w:pPr>
+      <w:r>
+        <w:t xml:space="preserve">Software-defined automation · IT/OT convergence · </w:t>
+      </w:r>
+      <w:r>
+        <w:rPr>
+          <w:b/>
+          <w:bCs/>
+          <w:i w:val="false"/>
+          <w:iCs w:val="false"/>
+        </w:rPr>
+        <w:t xml:space="preserve">Unified Namespace (UNS)</w:t>
+      </w:r>
+      <w:r>
+        <w:t xml:space="preserve"> · </w:t>
+      </w:r>
+      <w:r>
+        <w:rPr>
+          <w:b/>
+          <w:bCs/>
+          <w:i w:val="false"/>
+          <w:iCs w:val="false"/>
+        </w:rPr>
+        <w:t xml:space="preserve">MQTT Sparkplug B</w:t>
+      </w:r>
+      <w:r>
+        <w:t xml:space="preserve"> · i3X · Industrial DevOps · report-by-exception.</w:t>
+      </w:r>
+    </w:p>
+    <w:p>
+      <w:pPr>
+        <w:pStyle w:val="Heading1"/>
+      </w:pPr>
+      <w:r>
+        <w:t xml:space="preserve">7. Hardware Principle</w:t>
+      </w:r>
+    </w:p>
+    <w:p>
+      <w:pPr>
+        <w:pStyle w:val="ListParagraph"/>
+        <w:numPr>
+          <w:ilvl w:val="0"/>
+          <w:numId w:val="3"/>
+        </w:numPr>
+        <w:spacing w:after="60"/>
+      </w:pPr>
+      <w:r>
+        <w:rPr>
+          <w:b/>
+          <w:bCs/>
+          <w:i w:val="false"/>
+          <w:iCs w:val="false"/>
+        </w:rPr>
+        <w:t xml:space="preserve">Hardware does not constrain the design. </w:t>
+      </w:r>
+      <w:r>
+        <w:t xml:space="preserve">Design for the target product; size the hardware (RAM, storage, cores) to the architecture — not the reverse.</w:t>
+      </w:r>
+    </w:p>
+    <w:p>
+      <w:pPr>
+        <w:pStyle w:val="ListParagraph"/>
+        <w:numPr>
+          <w:ilvl w:val="0"/>
+          <w:numId w:val="3"/>
+        </w:numPr>
+        <w:spacing w:after="60"/>
+      </w:pPr>
+      <w:r>
+        <w:t xml:space="preserve">The </w:t>
+      </w:r>
+      <w:r>
+        <w:rPr>
+          <w:b/>
+          <w:bCs/>
+          <w:i w:val="false"/>
+          <w:iCs w:val="false"/>
+        </w:rPr>
+        <w:t xml:space="preserve">Raspberry Pi is a proof-of-concept only</w:t>
+      </w:r>
+      <w:r>
+        <w:t xml:space="preserve">, implementing a minimal slice (one concrete plugin per seam) to prove the contracts work.</w:t>
+      </w:r>
+    </w:p>
+    <w:p>
+      <w:pPr>
+        <w:pStyle w:val="ListParagraph"/>
+        <w:numPr>
+          <w:ilvl w:val="0"/>
+          <w:numId w:val="3"/>
+        </w:numPr>
+        <w:spacing w:after="60"/>
+      </w:pPr>
+      <w:r>
+        <w:t xml:space="preserve">Final product hardware will be specified as needed, with no compromise.</w:t>
+      </w:r>
+    </w:p>
+    <w:p>
+      <w:pPr>
+        <w:pStyle w:val="ListParagraph"/>
+        <w:numPr>
+          <w:ilvl w:val="0"/>
+          <w:numId w:val="3"/>
+        </w:numPr>
+        <w:spacing w:after="60"/>
+      </w:pPr>
+      <w:r>
+        <w:rPr>
+          <w:b/>
+          <w:bCs/>
+          <w:i w:val="false"/>
+          <w:iCs w:val="false"/>
         </w:rPr>
         <w:t xml:space="preserve">Consequence: </w:t>
       </w:r>
@@ -1142,7 +2875,7 @@
         <w:pStyle w:val="Heading1"/>
       </w:pPr>
       <w:r>
-        <w:t xml:space="preserve">7. Open Decisions (not yet settled)</w:t>
+        <w:t xml:space="preserve">8. Open Decisions (not yet settled)</w:t>
       </w:r>
     </w:p>
     <w:p>
@@ -1158,11 +2891,13 @@
         <w:rPr>
           <w:b/>
           <w:bCs/>
-        </w:rPr>
-        <w:t xml:space="preserve">Tag / metadata model — </w:t>
-      </w:r>
-      <w:r>
-        <w:t xml:space="preserve">the exact schema describing a tag beyond its raw value. The foundation everything else binds to.</w:t>
+          <w:i w:val="false"/>
+          <w:iCs w:val="false"/>
+        </w:rPr>
+        <w:t xml:space="preserve">Tag / metadata model </w:t>
+      </w:r>
+      <w:r>
+        <w:t xml:space="preserve">— the exact schema describing a tag beyond its raw value. Foundation everything else binds to.</w:t>
       </w:r>
     </w:p>
     <w:p>
@@ -1178,11 +2913,13 @@
         <w:rPr>
           <w:b/>
           <w:bCs/>
-        </w:rPr>
-        <w:t xml:space="preserve">Firmware extension &amp; isolation model — </w:t>
-      </w:r>
-      <w:r>
-        <w:t xml:space="preserve">how drivers / logic / connectors are delivered and contained. Options on the table: separate processes over the shared pool (fault-isolated); dynamic .so plugins (dlopen); compile-time modules; or hybrid (define contracts now, evolve later). Leaning toward the most modular option now that hardware is not a constraint.</w:t>
+          <w:i w:val="false"/>
+          <w:iCs w:val="false"/>
+        </w:rPr>
+        <w:t xml:space="preserve">Firmware extension &amp; isolation model </w:t>
+      </w:r>
+      <w:r>
+        <w:t xml:space="preserve">— how drivers/logic/connectors are delivered and contained. Options: separate processes over the shared pool (fault-isolated) / dynamic .so plugins (dlopen) / compile-time modules / hybrid. Leaning toward the most modular option now that hardware is not a constraint.</w:t>
       </w:r>
     </w:p>
     <w:p>
@@ -1198,11 +2935,52 @@
         <w:rPr>
           <w:b/>
           <w:bCs/>
+          <w:i w:val="false"/>
+          <w:iCs w:val="false"/>
+        </w:rPr>
+        <w:t xml:space="preserve">Multipurpose presentation model </w:t>
+      </w:r>
+      <w:r>
+        <w:t xml:space="preserve">— pick-a-mode vs à-la-carte/combinable as the user-facing experience (the engine supports both; only the presentation is open). See Section 2.1.</w:t>
+      </w:r>
+    </w:p>
+    <w:p>
+      <w:pPr>
+        <w:pStyle w:val="ListParagraph"/>
+        <w:numPr>
+          <w:ilvl w:val="0"/>
+          <w:numId w:val="2"/>
+        </w:numPr>
+        <w:spacing w:after="60"/>
+      </w:pPr>
+      <w:r>
+        <w:rPr>
+          <w:b/>
+          <w:bCs/>
+          <w:i w:val="false"/>
+          <w:iCs w:val="false"/>
         </w:rPr>
         <w:t xml:space="preserve">v1 differentiation specifics </w:t>
       </w:r>
       <w:r>
-        <w:t xml:space="preserve">versus RevPi and other incumbents.</w:t>
+        <w:t xml:space="preserve">vs RevPi and other incumbents — now informed by Section 6.</w:t>
+      </w:r>
+    </w:p>
+    <w:p>
+      <w:pPr>
+        <w:spacing w:after="120"/>
+      </w:pPr>
+      <w:r>
+        <w:rPr>
+          <w:b/>
+          <w:bCs/>
+          <w:i w:val="false"/>
+          <w:iCs w:val="false"/>
+        </w:rPr>
+        <w:t xml:space="preserve">Evaluated and deferred: </w:t>
+      </w:r>
+      <w:r>
+        <w:t xml:space="preserve">OpenWrt + LuCI as the web/admin framework. LuCI is an OpenWrt-native device-admin tool; adopting it would fragment the single-config-surface decision and contributes nothing to the PLC-programming / tag-dashboard differentiation. Revisit only if network-device administration becomes a headline feature — in which case the real decision is basing the product on OpenWrt, not bolting LuCI onto Yocto.</w:t>
       </w:r>
     </w:p>
     <w:p>
@@ -1210,7 +2988,7 @@
         <w:pStyle w:val="Heading1"/>
       </w:pPr>
       <w:r>
-        <w:t xml:space="preserve">8. What Has Been Built (PoC Status Snapshot)</w:t>
+        <w:t xml:space="preserve">9. What Has Been Built (PoC Status Snapshot)</w:t>
       </w:r>
     </w:p>
     <w:tbl>
@@ -1237,10 +3015,10 @@
           <w:tcPr>
             <w:tcW w:type="dxa" w:w="2600"/>
             <w:tcBorders>
-              <w:top w:val="single" w:color="CCCCCC" w:sz="1"/>
-              <w:left w:val="single" w:color="CCCCCC" w:sz="1"/>
-              <w:bottom w:val="single" w:color="CCCCCC" w:sz="1"/>
-              <w:right w:val="single" w:color="CCCCCC" w:sz="1"/>
+              <w:top w:val="single" w:color="BBBBBB" w:sz="1"/>
+              <w:left w:val="single" w:color="BBBBBB" w:sz="1"/>
+              <w:bottom w:val="single" w:color="BBBBBB" w:sz="1"/>
+              <w:right w:val="single" w:color="BBBBBB" w:sz="1"/>
             </w:tcBorders>
             <w:shd w:fill="D5E8F0" w:val="clear"/>
             <w:tcMar>
@@ -1265,10 +3043,10 @@
           <w:tcPr>
             <w:tcW w:type="dxa" w:w="6760"/>
             <w:tcBorders>
-              <w:top w:val="single" w:color="CCCCCC" w:sz="1"/>
-              <w:left w:val="single" w:color="CCCCCC" w:sz="1"/>
-              <w:bottom w:val="single" w:color="CCCCCC" w:sz="1"/>
-              <w:right w:val="single" w:color="CCCCCC" w:sz="1"/>
+              <w:top w:val="single" w:color="BBBBBB" w:sz="1"/>
+              <w:left w:val="single" w:color="BBBBBB" w:sz="1"/>
+              <w:bottom w:val="single" w:color="BBBBBB" w:sz="1"/>
+              <w:right w:val="single" w:color="BBBBBB" w:sz="1"/>
             </w:tcBorders>
             <w:shd w:fill="D5E8F0" w:val="clear"/>
             <w:tcMar>
@@ -1285,31 +3063,38 @@
                 <w:b/>
                 <w:bCs/>
               </w:rPr>
-              <w:t xml:space="preserve">Status &amp; detail</w:t>
+              <w:t xml:space="preserve">Status</w:t>
             </w:r>
           </w:p>
         </w:tc>
       </w:tr>
       <w:tr>
+        <w:trPr>
+          <w:tblHeader w:val="false"/>
+        </w:trPr>
         <w:tc>
           <w:tcPr>
             <w:tcW w:type="dxa" w:w="2600"/>
             <w:tcBorders>
-              <w:top w:val="single" w:color="CCCCCC" w:sz="1"/>
-              <w:left w:val="single" w:color="CCCCCC" w:sz="1"/>
-              <w:bottom w:val="single" w:color="CCCCCC" w:sz="1"/>
-              <w:right w:val="single" w:color="CCCCCC" w:sz="1"/>
-            </w:tcBorders>
-            <w:tcMar>
-              <w:top w:type="dxa" w:w="80"/>
-              <w:left w:type="dxa" w:w="120"/>
-              <w:bottom w:type="dxa" w:w="80"/>
-              <w:right w:type="dxa" w:w="120"/>
-            </w:tcMar>
-            <w:vAlign w:val="center"/>
-          </w:tcPr>
-          <w:p>
-            <w:r>
+              <w:top w:val="single" w:color="BBBBBB" w:sz="1"/>
+              <w:left w:val="single" w:color="BBBBBB" w:sz="1"/>
+              <w:bottom w:val="single" w:color="BBBBBB" w:sz="1"/>
+              <w:right w:val="single" w:color="BBBBBB" w:sz="1"/>
+            </w:tcBorders>
+            <w:tcMar>
+              <w:top w:type="dxa" w:w="80"/>
+              <w:left w:type="dxa" w:w="120"/>
+              <w:bottom w:type="dxa" w:w="80"/>
+              <w:right w:type="dxa" w:w="120"/>
+            </w:tcMar>
+            <w:vAlign w:val="center"/>
+          </w:tcPr>
+          <w:p>
+            <w:r>
+              <w:rPr>
+                <w:b w:val="false"/>
+                <w:bCs w:val="false"/>
+              </w:rPr>
               <w:t xml:space="preserve">libmdcu-pool 0.1</w:t>
             </w:r>
           </w:p>
@@ -1318,47 +3103,57 @@
           <w:tcPr>
             <w:tcW w:type="dxa" w:w="6760"/>
             <w:tcBorders>
-              <w:top w:val="single" w:color="CCCCCC" w:sz="1"/>
-              <w:left w:val="single" w:color="CCCCCC" w:sz="1"/>
-              <w:bottom w:val="single" w:color="CCCCCC" w:sz="1"/>
-              <w:right w:val="single" w:color="CCCCCC" w:sz="1"/>
-            </w:tcBorders>
-            <w:tcMar>
-              <w:top w:type="dxa" w:w="80"/>
-              <w:left w:type="dxa" w:w="120"/>
-              <w:bottom w:type="dxa" w:w="80"/>
-              <w:right w:type="dxa" w:w="120"/>
-            </w:tcMar>
-            <w:vAlign w:val="center"/>
-          </w:tcPr>
-          <w:p>
-            <w:r>
-              <w:t xml:space="preserve">50,000 × 16-bit shared-memory register pool at /dev/shm/mdcu_pool. Typed API (bit, u8/i8, u16/i16, u32/i32, u64/i64, f32, f64) + bulk block ops; ARMv6-safe atomics + seqlock; canonical address map. Realizes the “tag is the lingua franca” bet.</w:t>
+              <w:top w:val="single" w:color="BBBBBB" w:sz="1"/>
+              <w:left w:val="single" w:color="BBBBBB" w:sz="1"/>
+              <w:bottom w:val="single" w:color="BBBBBB" w:sz="1"/>
+              <w:right w:val="single" w:color="BBBBBB" w:sz="1"/>
+            </w:tcBorders>
+            <w:tcMar>
+              <w:top w:type="dxa" w:w="80"/>
+              <w:left w:type="dxa" w:w="120"/>
+              <w:bottom w:type="dxa" w:w="80"/>
+              <w:right w:type="dxa" w:w="120"/>
+            </w:tcMar>
+            <w:vAlign w:val="center"/>
+          </w:tcPr>
+          <w:p>
+            <w:r>
+              <w:rPr>
+                <w:b w:val="false"/>
+                <w:bCs w:val="false"/>
+              </w:rPr>
+              <w:t xml:space="preserve">50,000 × 16-bit shared-memory register pool at /dev/shm/mdcu_pool; typed API (bit, u8/i8, u16/i16, u32/i32, u64/i64, f32, f64) + bulk block ops; ARMv6-safe atomics + seqlock; canonical address map. Realizes the “tag is the lingua franca” / on-device UNS bet.</w:t>
             </w:r>
           </w:p>
         </w:tc>
       </w:tr>
       <w:tr>
+        <w:trPr>
+          <w:tblHeader w:val="false"/>
+        </w:trPr>
         <w:tc>
           <w:tcPr>
             <w:tcW w:type="dxa" w:w="2600"/>
             <w:tcBorders>
-              <w:top w:val="single" w:color="CCCCCC" w:sz="1"/>
-              <w:left w:val="single" w:color="CCCCCC" w:sz="1"/>
-              <w:bottom w:val="single" w:color="CCCCCC" w:sz="1"/>
-              <w:right w:val="single" w:color="CCCCCC" w:sz="1"/>
-            </w:tcBorders>
-            <w:shd w:fill="F2F7FB" w:val="clear"/>
-            <w:tcMar>
-              <w:top w:type="dxa" w:w="80"/>
-              <w:left w:type="dxa" w:w="120"/>
-              <w:bottom w:type="dxa" w:w="80"/>
-              <w:right w:type="dxa" w:w="120"/>
-            </w:tcMar>
-            <w:vAlign w:val="center"/>
-          </w:tcPr>
-          <w:p>
-            <w:r>
+              <w:top w:val="single" w:color="BBBBBB" w:sz="1"/>
+              <w:left w:val="single" w:color="BBBBBB" w:sz="1"/>
+              <w:bottom w:val="single" w:color="BBBBBB" w:sz="1"/>
+              <w:right w:val="single" w:color="BBBBBB" w:sz="1"/>
+            </w:tcBorders>
+            <w:tcMar>
+              <w:top w:type="dxa" w:w="80"/>
+              <w:left w:type="dxa" w:w="120"/>
+              <w:bottom w:type="dxa" w:w="80"/>
+              <w:right w:type="dxa" w:w="120"/>
+            </w:tcMar>
+            <w:vAlign w:val="center"/>
+          </w:tcPr>
+          <w:p>
+            <w:r>
+              <w:rPr>
+                <w:b w:val="false"/>
+                <w:bCs w:val="false"/>
+              </w:rPr>
               <w:t xml:space="preserve">LVGL HMI (miniplc-hmi r11)</w:t>
             </w:r>
           </w:p>
@@ -1367,47 +3162,57 @@
           <w:tcPr>
             <w:tcW w:type="dxa" w:w="6760"/>
             <w:tcBorders>
-              <w:top w:val="single" w:color="CCCCCC" w:sz="1"/>
-              <w:left w:val="single" w:color="CCCCCC" w:sz="1"/>
-              <w:bottom w:val="single" w:color="CCCCCC" w:sz="1"/>
-              <w:right w:val="single" w:color="CCCCCC" w:sz="1"/>
-            </w:tcBorders>
-            <w:shd w:fill="F2F7FB" w:val="clear"/>
-            <w:tcMar>
-              <w:top w:type="dxa" w:w="80"/>
-              <w:left w:type="dxa" w:w="120"/>
-              <w:bottom w:type="dxa" w:w="80"/>
-              <w:right w:type="dxa" w:w="120"/>
-            </w:tcMar>
-            <w:vAlign w:val="center"/>
-          </w:tcPr>
-          <w:p>
-            <w:r>
-              <w:t xml:space="preserve">Touchscreen UI, now read-only for protocol data, with the web UI as the sole configuration surface. All protocol CONFIG modals removed. Settings tab (Network + Theme) remains interactive. Writes system tags (CPU temp, uptime, epoch, heartbeat) into the pool; mirrors Modbus poll results into the pool.</w:t>
+              <w:top w:val="single" w:color="BBBBBB" w:sz="1"/>
+              <w:left w:val="single" w:color="BBBBBB" w:sz="1"/>
+              <w:bottom w:val="single" w:color="BBBBBB" w:sz="1"/>
+              <w:right w:val="single" w:color="BBBBBB" w:sz="1"/>
+            </w:tcBorders>
+            <w:tcMar>
+              <w:top w:type="dxa" w:w="80"/>
+              <w:left w:type="dxa" w:w="120"/>
+              <w:bottom w:type="dxa" w:w="80"/>
+              <w:right w:type="dxa" w:w="120"/>
+            </w:tcMar>
+            <w:vAlign w:val="center"/>
+          </w:tcPr>
+          <w:p>
+            <w:r>
+              <w:rPr>
+                <w:b w:val="false"/>
+                <w:bCs w:val="false"/>
+              </w:rPr>
+              <w:t xml:space="preserve">Touchscreen UI; now read-only for protocol data, with the web UI as the sole configuration surface. All protocol CONFIG modals removed. Settings tab (Network + Theme) remains interactive. Writes system tags (CPU temp, uptime, epoch, heartbeat); mirrors Modbus poll results into the pool.</w:t>
             </w:r>
           </w:p>
         </w:tc>
       </w:tr>
       <w:tr>
+        <w:trPr>
+          <w:tblHeader w:val="false"/>
+        </w:trPr>
         <w:tc>
           <w:tcPr>
             <w:tcW w:type="dxa" w:w="2600"/>
             <w:tcBorders>
-              <w:top w:val="single" w:color="CCCCCC" w:sz="1"/>
-              <w:left w:val="single" w:color="CCCCCC" w:sz="1"/>
-              <w:bottom w:val="single" w:color="CCCCCC" w:sz="1"/>
-              <w:right w:val="single" w:color="CCCCCC" w:sz="1"/>
-            </w:tcBorders>
-            <w:tcMar>
-              <w:top w:type="dxa" w:w="80"/>
-              <w:left w:type="dxa" w:w="120"/>
-              <w:bottom w:type="dxa" w:w="80"/>
-              <w:right w:type="dxa" w:w="120"/>
-            </w:tcMar>
-            <w:vAlign w:val="center"/>
-          </w:tcPr>
-          <w:p>
-            <w:r>
+              <w:top w:val="single" w:color="BBBBBB" w:sz="1"/>
+              <w:left w:val="single" w:color="BBBBBB" w:sz="1"/>
+              <w:bottom w:val="single" w:color="BBBBBB" w:sz="1"/>
+              <w:right w:val="single" w:color="BBBBBB" w:sz="1"/>
+            </w:tcBorders>
+            <w:tcMar>
+              <w:top w:type="dxa" w:w="80"/>
+              <w:left w:type="dxa" w:w="120"/>
+              <w:bottom w:type="dxa" w:w="80"/>
+              <w:right w:type="dxa" w:w="120"/>
+            </w:tcMar>
+            <w:vAlign w:val="center"/>
+          </w:tcPr>
+          <w:p>
+            <w:r>
+              <w:rPr>
+                <w:b w:val="false"/>
+                <w:bCs w:val="false"/>
+              </w:rPr>
               <w:t xml:space="preserve">Modbus TCP master</w:t>
             </w:r>
           </w:p>
@@ -1416,47 +3221,57 @@
           <w:tcPr>
             <w:tcW w:type="dxa" w:w="6760"/>
             <w:tcBorders>
-              <w:top w:val="single" w:color="CCCCCC" w:sz="1"/>
-              <w:left w:val="single" w:color="CCCCCC" w:sz="1"/>
-              <w:bottom w:val="single" w:color="CCCCCC" w:sz="1"/>
-              <w:right w:val="single" w:color="CCCCCC" w:sz="1"/>
-            </w:tcBorders>
-            <w:tcMar>
-              <w:top w:type="dxa" w:w="80"/>
-              <w:left w:type="dxa" w:w="120"/>
-              <w:bottom w:type="dxa" w:w="80"/>
-              <w:right w:type="dxa" w:w="120"/>
-            </w:tcMar>
-            <w:vAlign w:val="center"/>
-          </w:tcPr>
-          <w:p>
-            <w:r>
+              <w:top w:val="single" w:color="BBBBBB" w:sz="1"/>
+              <w:left w:val="single" w:color="BBBBBB" w:sz="1"/>
+              <w:bottom w:val="single" w:color="BBBBBB" w:sz="1"/>
+              <w:right w:val="single" w:color="BBBBBB" w:sz="1"/>
+            </w:tcBorders>
+            <w:tcMar>
+              <w:top w:type="dxa" w:w="80"/>
+              <w:left w:type="dxa" w:w="120"/>
+              <w:bottom w:type="dxa" w:w="80"/>
+              <w:right w:type="dxa" w:w="120"/>
+            </w:tcMar>
+            <w:vAlign w:val="center"/>
+          </w:tcPr>
+          <w:p>
+            <w:r>
+              <w:rPr>
+                <w:b w:val="false"/>
+                <w:bCs w:val="false"/>
+              </w:rPr>
               <w:t xml:space="preserve">Enabled, polling, mirroring to the pool via a libmodbus bridge that isolates symbol clashes.</w:t>
             </w:r>
           </w:p>
         </w:tc>
       </w:tr>
       <w:tr>
+        <w:trPr>
+          <w:tblHeader w:val="false"/>
+        </w:trPr>
         <w:tc>
           <w:tcPr>
             <w:tcW w:type="dxa" w:w="2600"/>
             <w:tcBorders>
-              <w:top w:val="single" w:color="CCCCCC" w:sz="1"/>
-              <w:left w:val="single" w:color="CCCCCC" w:sz="1"/>
-              <w:bottom w:val="single" w:color="CCCCCC" w:sz="1"/>
-              <w:right w:val="single" w:color="CCCCCC" w:sz="1"/>
-            </w:tcBorders>
-            <w:shd w:fill="F2F7FB" w:val="clear"/>
-            <w:tcMar>
-              <w:top w:type="dxa" w:w="80"/>
-              <w:left w:type="dxa" w:w="120"/>
-              <w:bottom w:type="dxa" w:w="80"/>
-              <w:right w:type="dxa" w:w="120"/>
-            </w:tcMar>
-            <w:vAlign w:val="center"/>
-          </w:tcPr>
-          <w:p>
-            <w:r>
+              <w:top w:val="single" w:color="BBBBBB" w:sz="1"/>
+              <w:left w:val="single" w:color="BBBBBB" w:sz="1"/>
+              <w:bottom w:val="single" w:color="BBBBBB" w:sz="1"/>
+              <w:right w:val="single" w:color="BBBBBB" w:sz="1"/>
+            </w:tcBorders>
+            <w:tcMar>
+              <w:top w:type="dxa" w:w="80"/>
+              <w:left w:type="dxa" w:w="120"/>
+              <w:bottom w:type="dxa" w:w="80"/>
+              <w:right w:type="dxa" w:w="120"/>
+            </w:tcMar>
+            <w:vAlign w:val="center"/>
+          </w:tcPr>
+          <w:p>
+            <w:r>
+              <w:rPr>
+                <w:b w:val="false"/>
+                <w:bCs w:val="false"/>
+              </w:rPr>
               <w:t xml:space="preserve">PLC firmware</w:t>
             </w:r>
           </w:p>
@@ -1465,47 +3280,57 @@
           <w:tcPr>
             <w:tcW w:type="dxa" w:w="6760"/>
             <w:tcBorders>
-              <w:top w:val="single" w:color="CCCCCC" w:sz="1"/>
-              <w:left w:val="single" w:color="CCCCCC" w:sz="1"/>
-              <w:bottom w:val="single" w:color="CCCCCC" w:sz="1"/>
-              <w:right w:val="single" w:color="CCCCCC" w:sz="1"/>
-            </w:tcBorders>
-            <w:shd w:fill="F2F7FB" w:val="clear"/>
-            <w:tcMar>
-              <w:top w:type="dxa" w:w="80"/>
-              <w:left w:type="dxa" w:w="120"/>
-              <w:bottom w:type="dxa" w:w="80"/>
-              <w:right w:type="dxa" w:w="120"/>
-            </w:tcMar>
-            <w:vAlign w:val="center"/>
-          </w:tcPr>
-          <w:p>
-            <w:r>
-              <w:t xml:space="preserve">civetweb REST API, ladder VM, GPIO foundation present; protocol pollers + /api/regs still to come.</w:t>
+              <w:top w:val="single" w:color="BBBBBB" w:sz="1"/>
+              <w:left w:val="single" w:color="BBBBBB" w:sz="1"/>
+              <w:bottom w:val="single" w:color="BBBBBB" w:sz="1"/>
+              <w:right w:val="single" w:color="BBBBBB" w:sz="1"/>
+            </w:tcBorders>
+            <w:tcMar>
+              <w:top w:type="dxa" w:w="80"/>
+              <w:left w:type="dxa" w:w="120"/>
+              <w:bottom w:type="dxa" w:w="80"/>
+              <w:right w:type="dxa" w:w="120"/>
+            </w:tcMar>
+            <w:vAlign w:val="center"/>
+          </w:tcPr>
+          <w:p>
+            <w:r>
+              <w:rPr>
+                <w:b w:val="false"/>
+                <w:bCs w:val="false"/>
+              </w:rPr>
+              <w:t xml:space="preserve">civetweb REST API, ladder VM, GPIO (foundation present; protocol pollers + /api/regs still to come).</w:t>
             </w:r>
           </w:p>
         </w:tc>
       </w:tr>
       <w:tr>
+        <w:trPr>
+          <w:tblHeader w:val="false"/>
+        </w:trPr>
         <w:tc>
           <w:tcPr>
             <w:tcW w:type="dxa" w:w="2600"/>
             <w:tcBorders>
-              <w:top w:val="single" w:color="CCCCCC" w:sz="1"/>
-              <w:left w:val="single" w:color="CCCCCC" w:sz="1"/>
-              <w:bottom w:val="single" w:color="CCCCCC" w:sz="1"/>
-              <w:right w:val="single" w:color="CCCCCC" w:sz="1"/>
-            </w:tcBorders>
-            <w:tcMar>
-              <w:top w:type="dxa" w:w="80"/>
-              <w:left w:type="dxa" w:w="120"/>
-              <w:bottom w:type="dxa" w:w="80"/>
-              <w:right w:type="dxa" w:w="120"/>
-            </w:tcMar>
-            <w:vAlign w:val="center"/>
-          </w:tcPr>
-          <w:p>
-            <w:r>
+              <w:top w:val="single" w:color="BBBBBB" w:sz="1"/>
+              <w:left w:val="single" w:color="BBBBBB" w:sz="1"/>
+              <w:bottom w:val="single" w:color="BBBBBB" w:sz="1"/>
+              <w:right w:val="single" w:color="BBBBBB" w:sz="1"/>
+            </w:tcBorders>
+            <w:tcMar>
+              <w:top w:type="dxa" w:w="80"/>
+              <w:left w:type="dxa" w:w="120"/>
+              <w:bottom w:type="dxa" w:w="80"/>
+              <w:right w:type="dxa" w:w="120"/>
+            </w:tcMar>
+            <w:vAlign w:val="center"/>
+          </w:tcPr>
+          <w:p>
+            <w:r>
+              <w:rPr>
+                <w:b w:val="false"/>
+                <w:bCs w:val="false"/>
+              </w:rPr>
               <w:t xml:space="preserve">Web UI</w:t>
             </w:r>
           </w:p>
@@ -1514,47 +3339,57 @@
           <w:tcPr>
             <w:tcW w:type="dxa" w:w="6760"/>
             <w:tcBorders>
-              <w:top w:val="single" w:color="CCCCCC" w:sz="1"/>
-              <w:left w:val="single" w:color="CCCCCC" w:sz="1"/>
-              <w:bottom w:val="single" w:color="CCCCCC" w:sz="1"/>
-              <w:right w:val="single" w:color="CCCCCC" w:sz="1"/>
-            </w:tcBorders>
-            <w:tcMar>
-              <w:top w:type="dxa" w:w="80"/>
-              <w:left w:type="dxa" w:w="120"/>
-              <w:bottom w:type="dxa" w:w="80"/>
-              <w:right w:type="dxa" w:w="120"/>
-            </w:tcMar>
-            <w:vAlign w:val="center"/>
-          </w:tcPr>
-          <w:p>
-            <w:r>
-              <w:t xml:space="preserve">React / Vite SPA served by nginx; protocol config pages exist as components, to be wired to live data.</w:t>
+              <w:top w:val="single" w:color="BBBBBB" w:sz="1"/>
+              <w:left w:val="single" w:color="BBBBBB" w:sz="1"/>
+              <w:bottom w:val="single" w:color="BBBBBB" w:sz="1"/>
+              <w:right w:val="single" w:color="BBBBBB" w:sz="1"/>
+            </w:tcBorders>
+            <w:tcMar>
+              <w:top w:type="dxa" w:w="80"/>
+              <w:left w:type="dxa" w:w="120"/>
+              <w:bottom w:type="dxa" w:w="80"/>
+              <w:right w:type="dxa" w:w="120"/>
+            </w:tcMar>
+            <w:vAlign w:val="center"/>
+          </w:tcPr>
+          <w:p>
+            <w:r>
+              <w:rPr>
+                <w:b w:val="false"/>
+                <w:bCs w:val="false"/>
+              </w:rPr>
+              <w:t xml:space="preserve">React/Vite SPA served by nginx; protocol config pages exist as components, to be wired to live data.</w:t>
             </w:r>
           </w:p>
         </w:tc>
       </w:tr>
       <w:tr>
+        <w:trPr>
+          <w:tblHeader w:val="false"/>
+        </w:trPr>
         <w:tc>
           <w:tcPr>
             <w:tcW w:type="dxa" w:w="2600"/>
             <w:tcBorders>
-              <w:top w:val="single" w:color="CCCCCC" w:sz="1"/>
-              <w:left w:val="single" w:color="CCCCCC" w:sz="1"/>
-              <w:bottom w:val="single" w:color="CCCCCC" w:sz="1"/>
-              <w:right w:val="single" w:color="CCCCCC" w:sz="1"/>
-            </w:tcBorders>
-            <w:shd w:fill="F2F7FB" w:val="clear"/>
-            <w:tcMar>
-              <w:top w:type="dxa" w:w="80"/>
-              <w:left w:type="dxa" w:w="120"/>
-              <w:bottom w:type="dxa" w:w="80"/>
-              <w:right w:type="dxa" w:w="120"/>
-            </w:tcMar>
-            <w:vAlign w:val="center"/>
-          </w:tcPr>
-          <w:p>
-            <w:r>
+              <w:top w:val="single" w:color="BBBBBB" w:sz="1"/>
+              <w:left w:val="single" w:color="BBBBBB" w:sz="1"/>
+              <w:bottom w:val="single" w:color="BBBBBB" w:sz="1"/>
+              <w:right w:val="single" w:color="BBBBBB" w:sz="1"/>
+            </w:tcBorders>
+            <w:tcMar>
+              <w:top w:type="dxa" w:w="80"/>
+              <w:left w:type="dxa" w:w="120"/>
+              <w:bottom w:type="dxa" w:w="80"/>
+              <w:right w:type="dxa" w:w="120"/>
+            </w:tcMar>
+            <w:vAlign w:val="center"/>
+          </w:tcPr>
+          <w:p>
+            <w:r>
+              <w:rPr>
+                <w:b w:val="false"/>
+                <w:bCs w:val="false"/>
+              </w:rPr>
               <w:t xml:space="preserve">Verification</w:t>
             </w:r>
           </w:p>
@@ -1563,23 +3398,26 @@
           <w:tcPr>
             <w:tcW w:type="dxa" w:w="6760"/>
             <w:tcBorders>
-              <w:top w:val="single" w:color="CCCCCC" w:sz="1"/>
-              <w:left w:val="single" w:color="CCCCCC" w:sz="1"/>
-              <w:bottom w:val="single" w:color="CCCCCC" w:sz="1"/>
-              <w:right w:val="single" w:color="CCCCCC" w:sz="1"/>
-            </w:tcBorders>
-            <w:shd w:fill="F2F7FB" w:val="clear"/>
-            <w:tcMar>
-              <w:top w:type="dxa" w:w="80"/>
-              <w:left w:type="dxa" w:w="120"/>
-              <w:bottom w:type="dxa" w:w="80"/>
-              <w:right w:type="dxa" w:w="120"/>
-            </w:tcMar>
-            <w:vAlign w:val="center"/>
-          </w:tcPr>
-          <w:p>
-            <w:r>
-              <w:t xml:space="preserve">Confirmed on device with a mdcu-peek debug tool: pool header valid, system tags ticking, Modbus values mirrored.</w:t>
+              <w:top w:val="single" w:color="BBBBBB" w:sz="1"/>
+              <w:left w:val="single" w:color="BBBBBB" w:sz="1"/>
+              <w:bottom w:val="single" w:color="BBBBBB" w:sz="1"/>
+              <w:right w:val="single" w:color="BBBBBB" w:sz="1"/>
+            </w:tcBorders>
+            <w:tcMar>
+              <w:top w:type="dxa" w:w="80"/>
+              <w:left w:type="dxa" w:w="120"/>
+              <w:bottom w:type="dxa" w:w="80"/>
+              <w:right w:type="dxa" w:w="120"/>
+            </w:tcMar>
+            <w:vAlign w:val="center"/>
+          </w:tcPr>
+          <w:p>
+            <w:r>
+              <w:rPr>
+                <w:b w:val="false"/>
+                <w:bCs w:val="false"/>
+              </w:rPr>
+              <w:t xml:space="preserve">Confirmed on device with the mdcu-peek debug tool (pool header valid, system tags ticking, Modbus values mirrored).</w:t>
             </w:r>
           </w:p>
         </w:tc>
@@ -1587,15 +3425,10 @@
     </w:tbl>
     <w:p>
       <w:pPr>
-        <w:spacing w:after="80"/>
-      </w:pPr>
-    </w:p>
-    <w:p>
-      <w:pPr>
         <w:pStyle w:val="Heading1"/>
       </w:pPr>
       <w:r>
-        <w:t xml:space="preserve">9. Immediate Next Steps (once requirements are settled)</w:t>
+        <w:t xml:space="preserve">10. Immediate Next Steps (once requirements are settled)</w:t>
       </w:r>
     </w:p>
     <w:p>
@@ -1614,11 +3447,13 @@
         <w:rPr>
           <w:b/>
           <w:bCs/>
-        </w:rPr>
-        <w:t xml:space="preserve">tag / metadata model</w:t>
-      </w:r>
-      <w:r>
-        <w:t xml:space="preserve"> (Open Decision #1).</w:t>
+          <w:i w:val="false"/>
+          <w:iCs w:val="false"/>
+        </w:rPr>
+        <w:t xml:space="preserve">tag/metadata model</w:t>
+      </w:r>
+      <w:r>
+        <w:t xml:space="preserve"> (Open Decision #1) — design it as the on-device UNS schema, metadata-rich enough to drive generic web/HMI rendering and a Sparkplug B mapping.</w:t>
       </w:r>
     </w:p>
     <w:p>
@@ -1637,6 +3472,8 @@
         <w:rPr>
           <w:b/>
           <w:bCs/>
+          <w:i w:val="false"/>
+          <w:iCs w:val="false"/>
         </w:rPr>
         <w:t xml:space="preserve">extension &amp; isolation model</w:t>
       </w:r>
@@ -1654,6 +3491,31 @@
         <w:spacing w:after="60"/>
       </w:pPr>
       <w:r>
+        <w:t xml:space="preserve">Decide the </w:t>
+      </w:r>
+      <w:r>
+        <w:rPr>
+          <w:b/>
+          <w:bCs/>
+          <w:i w:val="false"/>
+          <w:iCs w:val="false"/>
+        </w:rPr>
+        <w:t xml:space="preserve">multipurpose presentation model</w:t>
+      </w:r>
+      <w:r>
+        <w:t xml:space="preserve"> (Open Decision #3).</w:t>
+      </w:r>
+    </w:p>
+    <w:p>
+      <w:pPr>
+        <w:pStyle w:val="ListParagraph"/>
+        <w:numPr>
+          <w:ilvl w:val="0"/>
+          <w:numId w:val="3"/>
+        </w:numPr>
+        <w:spacing w:after="60"/>
+      </w:pPr>
+      <w:r>
         <w:t xml:space="preserve">Then resume implementation against the agreed contracts, starting with the industrial-automation beachhead and one concrete plugin per seam.</w:t>
       </w:r>
     </w:p>
@@ -1676,11 +3538,11 @@
         <w:rPr>
           <w:i/>
           <w:iCs/>
-          <w:color w:val="888888"/>
+          <w:color w:val="808080"/>
           <w:sz w:val="18"/>
           <w:szCs w:val="18"/>
         </w:rPr>
-        <w:t xml:space="preserve">End of document — MDCU Platform Requirements &amp; Project Consolidation, v0.1</w:t>
+        <w:t xml:space="preserve">End of document — FlexiDon iX Requirements &amp; Project Consolidation, v0.4</w:t>
       </w:r>
     </w:p>
     <w:sectPr>
@@ -1740,21 +3602,24 @@
 <w:ftr xmlns:wpc="http://schemas.microsoft.com/office/word/2010/wordprocessingCanvas" xmlns:mc="http://schemas.openxmlformats.org/markup-compatibility/2006" xmlns:o="urn:schemas-microsoft-com:office:office" xmlns:r="http://schemas.openxmlformats.org/officeDocument/2006/relationships" xmlns:m="http://schemas.openxmlformats.org/officeDocument/2006/math" xmlns:v="urn:schemas-microsoft-com:vml" xmlns:wp14="http://schemas.microsoft.com/office/word/2010/wordprocessingDrawing" xmlns:wp="http://schemas.openxmlformats.org/drawingml/2006/wordprocessingDrawing" xmlns:w10="urn:schemas-microsoft-com:office:word" xmlns:w="http://schemas.openxmlformats.org/wordprocessingml/2006/main" xmlns:w14="http://schemas.microsoft.com/office/word/2010/wordml" xmlns:w15="http://schemas.microsoft.com/office/word/2012/wordml" xmlns:wpg="http://schemas.microsoft.com/office/word/2010/wordprocessingGroup" xmlns:wpi="http://schemas.microsoft.com/office/word/2010/wordprocessingInk" xmlns:wne="http://schemas.microsoft.com/office/word/2006/wordml" xmlns:wps="http://schemas.microsoft.com/office/word/2010/wordprocessingShape">
   <w:p>
     <w:pPr>
+      <w:pBdr>
+        <w:top w:val="single" w:color="BBBBBB" w:sz="4" w:space="2"/>
+      </w:pBdr>
       <w:tabs>
         <w:tab w:val="right" w:pos="9026"/>
       </w:tabs>
     </w:pPr>
     <w:r>
       <w:rPr>
-        <w:color w:val="888888"/>
+        <w:color w:val="808080"/>
         <w:sz w:val="16"/>
         <w:szCs w:val="16"/>
       </w:rPr>
-      <w:t xml:space="preserve">Confidential — internal working document</w:t>
+      <w:t xml:space="preserve">v0.3 — 2026-06-28</w:t>
     </w:r>
     <w:r>
       <w:rPr>
-        <w:color w:val="888888"/>
+        <w:color w:val="808080"/>
         <w:sz w:val="16"/>
         <w:szCs w:val="16"/>
       </w:rPr>
@@ -1762,7 +3627,7 @@
     </w:r>
     <w:r>
       <w:rPr>
-        <w:color w:val="888888"/>
+        <w:color w:val="808080"/>
         <w:sz w:val="16"/>
         <w:szCs w:val="16"/>
       </w:rPr>
@@ -1773,7 +3638,7 @@
     </w:r>
     <w:r>
       <w:rPr>
-        <w:color w:val="888888"/>
+        <w:color w:val="808080"/>
         <w:sz w:val="16"/>
         <w:szCs w:val="16"/>
       </w:rPr>
@@ -1781,7 +3646,7 @@
     </w:r>
     <w:r>
       <w:rPr>
-        <w:color w:val="888888"/>
+        <w:color w:val="808080"/>
         <w:sz w:val="16"/>
         <w:szCs w:val="16"/>
       </w:rPr>
@@ -1836,12 +3701,13 @@
   <w:p>
     <w:pPr>
       <w:pBdr>
-        <w:bottom w:val="single" w:color="CCCCCC" w:sz="4" w:space="2"/>
+        <w:bottom w:val="single" w:color="BBBBBB" w:sz="4" w:space="2"/>
       </w:pBdr>
+      <w:jc w:val="right"/>
     </w:pPr>
     <w:r>
       <w:rPr>
-        <w:color w:val="888888"/>
+        <w:color w:val="808080"/>
         <w:sz w:val="16"/>
         <w:szCs w:val="16"/>
       </w:rPr>
@@ -1945,16 +3811,7 @@
       <w:lvlText w:val="•"/>
       <w:lvlJc w:val="left"/>
       <w:pPr>
-        <w:ind w:left="480" w:hanging="240"/>
-      </w:pPr>
-    </w:lvl>
-    <w:lvl w:ilvl="1" w15:tentative="1">
-      <w:start w:val="1"/>
-      <w:numFmt w:val="bullet"/>
-      <w:lvlText w:val="–"/>
-      <w:lvlJc w:val="left"/>
-      <w:pPr>
-        <w:ind w:left="960" w:hanging="240"/>
+        <w:ind w:left="540" w:hanging="280"/>
       </w:pPr>
     </w:lvl>
   </w:abstractNum>
@@ -1966,19 +3823,7 @@
       <w:lvlText w:val="%1."/>
       <w:lvlJc w:val="left"/>
       <w:pPr>
-        <w:ind w:left="480" w:hanging="240"/>
-      </w:pPr>
-    </w:lvl>
-  </w:abstractNum>
-  <w:abstractNum w:abstractNumId="4" w15:restartNumberingAfterBreak="0">
-    <w:multiLevelType w:val="hybridMultilevel"/>
-    <w:lvl w:ilvl="0" w15:tentative="1">
-      <w:start w:val="1"/>
-      <w:numFmt w:val="decimal"/>
-      <w:lvlText w:val="%1."/>
-      <w:lvlJc w:val="left"/>
-      <w:pPr>
-        <w:ind w:left="480" w:hanging="240"/>
+        <w:ind w:left="540" w:hanging="280"/>
       </w:pPr>
     </w:lvl>
   </w:abstractNum>
@@ -1989,7 +3834,7 @@
     </w:lvlOverride>
   </w:num>
   <w:num w:numId="2">
-    <w:abstractNumId w:val="4"/>
+    <w:abstractNumId w:val="3"/>
     <w:lvlOverride w:ilvl="0">
       <w:startOverride w:val="1"/>
     </w:lvlOverride>
@@ -2192,7 +4037,7 @@
     <w:next w:val="Normal"/>
     <w:qFormat/>
     <w:pPr>
-      <w:spacing w:after="140" w:before="280"/>
+      <w:spacing w:after="160" w:before="280"/>
       <w:outlineLvl w:val="0"/>
     </w:pPr>
     <w:rPr>
@@ -2210,7 +4055,7 @@
     <w:next w:val="Normal"/>
     <w:qFormat/>
     <w:pPr>
-      <w:spacing w:after="100" w:before="200"/>
+      <w:spacing w:after="120" w:before="200"/>
       <w:outlineLvl w:val="1"/>
     </w:pPr>
     <w:rPr>
@@ -2235,7 +4080,7 @@
       <w:rFonts w:ascii="Arial" w:cs="Arial" w:eastAsia="Arial" w:hAnsi="Arial"/>
       <w:b/>
       <w:bCs/>
-      <w:color w:val="333333"/>
+      <w:color w:val="404040"/>
       <w:sz w:val="22"/>
       <w:szCs w:val="22"/>
     </w:rPr>
